--- a/public/downloads/Ejemplo1_muestreo_por_atributos.docx
+++ b/public/downloads/Ejemplo1_muestreo_por_atributos.docx
@@ -1,6 +1,6 @@
 
 <file path=word/document.xml><?xml version="1.0" encoding="utf-8"?>
-<w:document xmlns:wpc="http://schemas.microsoft.com/office/word/2010/wordprocessingCanvas" xmlns:cx="http://schemas.microsoft.com/office/drawing/2014/chartex" xmlns:cx1="http://schemas.microsoft.com/office/drawing/2015/9/8/chartex" xmlns:cx2="http://schemas.microsoft.com/office/drawing/2015/10/21/chartex" xmlns:cx3="http://schemas.microsoft.com/office/drawing/2016/5/9/chartex" xmlns:cx4="http://schemas.microsoft.com/office/drawing/2016/5/10/chartex" xmlns:cx5="http://schemas.microsoft.com/office/drawing/2016/5/11/chartex" xmlns:cx6="http://schemas.microsoft.com/office/drawing/2016/5/12/chartex" xmlns:cx7="http://schemas.microsoft.com/office/drawing/2016/5/13/chartex" xmlns:cx8="http://schemas.microsoft.com/office/drawing/2016/5/14/chartex" xmlns:mc="http://schemas.openxmlformats.org/markup-compatibility/2006" xmlns:aink="http://schemas.microsoft.com/office/drawing/2016/ink" xmlns:am3d="http://schemas.microsoft.com/office/drawing/2017/model3d" xmlns:o="urn:schemas-microsoft-com:office:office" xmlns:r="http://schemas.openxmlformats.org/officeDocument/2006/relationships" xmlns:m="http://schemas.openxmlformats.org/officeDocument/2006/math" xmlns:v="urn:schemas-microsoft-com:vml" xmlns:wp14="http://schemas.microsoft.com/office/word/2010/wordprocessingDrawing" xmlns:wp="http://schemas.openxmlformats.org/drawingml/2006/wordprocessingDrawing" xmlns:w10="urn:schemas-microsoft-com:office:word" xmlns:w="http://schemas.openxmlformats.org/wordprocessingml/2006/main" xmlns:w14="http://schemas.microsoft.com/office/word/2010/wordml" xmlns:w15="http://schemas.microsoft.com/office/word/2012/wordml" xmlns:w16cex="http://schemas.microsoft.com/office/word/2018/wordml/cex" xmlns:w16cid="http://schemas.microsoft.com/office/word/2016/wordml/cid" xmlns:w16="http://schemas.microsoft.com/office/word/2018/wordml" xmlns:w16se="http://schemas.microsoft.com/office/word/2015/wordml/symex" xmlns:wpg="http://schemas.microsoft.com/office/word/2010/wordprocessingGroup" xmlns:wpi="http://schemas.microsoft.com/office/word/2010/wordprocessingInk" xmlns:wne="http://schemas.microsoft.com/office/word/2006/wordml" xmlns:wps="http://schemas.microsoft.com/office/word/2010/wordprocessingShape" mc:Ignorable="w14 w15 w16se w16cid w16 w16cex wp14">
+<w:document xmlns:wpc="http://schemas.microsoft.com/office/word/2010/wordprocessingCanvas" xmlns:cx="http://schemas.microsoft.com/office/drawing/2014/chartex" xmlns:cx1="http://schemas.microsoft.com/office/drawing/2015/9/8/chartex" xmlns:cx2="http://schemas.microsoft.com/office/drawing/2015/10/21/chartex" xmlns:cx3="http://schemas.microsoft.com/office/drawing/2016/5/9/chartex" xmlns:cx4="http://schemas.microsoft.com/office/drawing/2016/5/10/chartex" xmlns:cx5="http://schemas.microsoft.com/office/drawing/2016/5/11/chartex" xmlns:cx6="http://schemas.microsoft.com/office/drawing/2016/5/12/chartex" xmlns:cx7="http://schemas.microsoft.com/office/drawing/2016/5/13/chartex" xmlns:cx8="http://schemas.microsoft.com/office/drawing/2016/5/14/chartex" xmlns:mc="http://schemas.openxmlformats.org/markup-compatibility/2006" xmlns:aink="http://schemas.microsoft.com/office/drawing/2016/ink" xmlns:am3d="http://schemas.microsoft.com/office/drawing/2017/model3d" xmlns:o="urn:schemas-microsoft-com:office:office" xmlns:oel="http://schemas.microsoft.com/office/2019/extlst" xmlns:r="http://schemas.openxmlformats.org/officeDocument/2006/relationships" xmlns:m="http://schemas.openxmlformats.org/officeDocument/2006/math" xmlns:v="urn:schemas-microsoft-com:vml" xmlns:wp14="http://schemas.microsoft.com/office/word/2010/wordprocessingDrawing" xmlns:wp="http://schemas.openxmlformats.org/drawingml/2006/wordprocessingDrawing" xmlns:w10="urn:schemas-microsoft-com:office:word" xmlns:w="http://schemas.openxmlformats.org/wordprocessingml/2006/main" xmlns:w14="http://schemas.microsoft.com/office/word/2010/wordml" xmlns:w15="http://schemas.microsoft.com/office/word/2012/wordml" xmlns:w16cex="http://schemas.microsoft.com/office/word/2018/wordml/cex" xmlns:w16cid="http://schemas.microsoft.com/office/word/2016/wordml/cid" xmlns:w16="http://schemas.microsoft.com/office/word/2018/wordml" xmlns:w16du="http://schemas.microsoft.com/office/word/2023/wordml/word16du" xmlns:w16sdtdh="http://schemas.microsoft.com/office/word/2020/wordml/sdtdatahash" xmlns:w16sdtfl="http://schemas.microsoft.com/office/word/2024/wordml/sdtformatlock" xmlns:w16se="http://schemas.microsoft.com/office/word/2015/wordml/symex" xmlns:wpg="http://schemas.microsoft.com/office/word/2010/wordprocessingGroup" xmlns:wpi="http://schemas.microsoft.com/office/word/2010/wordprocessingInk" xmlns:wne="http://schemas.microsoft.com/office/word/2006/wordml" xmlns:wps="http://schemas.microsoft.com/office/word/2010/wordprocessingShape" mc:Ignorable="w14 w15 w16se w16cid w16 w16cex w16sdtdh w16sdtfl w16du wp14">
   <w:body>
     <w:p>
       <w:pPr>
@@ -79,7 +79,6 @@
         </w:rPr>
         <w:t xml:space="preserve">La empresa </w:t>
       </w:r>
-      <w:proofErr w:type="spellStart"/>
       <w:r>
         <w:rPr>
           <w:rFonts w:ascii="Arial" w:hAnsi="Arial" w:cs="Arial"/>
@@ -104,7 +103,6 @@
         </w:rPr>
         <w:t>G</w:t>
       </w:r>
-      <w:proofErr w:type="spellEnd"/>
       <w:r>
         <w:rPr>
           <w:rFonts w:ascii="Arial" w:hAnsi="Arial" w:cs="Arial"/>
@@ -183,7 +181,7 @@
           <w:sz w:val="20"/>
           <w:szCs w:val="20"/>
         </w:rPr>
-        <w:t xml:space="preserve"> un porcentaje de defectuosos de 2%</w:t>
+        <w:t xml:space="preserve"> un porcentaje de defectuosos de 2</w:t>
       </w:r>
       <w:r>
         <w:rPr>
@@ -191,25 +189,23 @@
           <w:sz w:val="20"/>
           <w:szCs w:val="20"/>
         </w:rPr>
-        <w:t xml:space="preserve">, el </w:t>
-      </w:r>
-      <w:proofErr w:type="spellStart"/>
+        <w:t xml:space="preserve"> </w:t>
+      </w:r>
       <w:r>
         <w:rPr>
           <w:rFonts w:ascii="Arial" w:hAnsi="Arial" w:cs="Arial"/>
           <w:sz w:val="20"/>
           <w:szCs w:val="20"/>
         </w:rPr>
-        <w:t>NCA</w:t>
-      </w:r>
-      <w:proofErr w:type="spellEnd"/>
+        <w:t>%</w:t>
+      </w:r>
       <w:r>
         <w:rPr>
           <w:rFonts w:ascii="Arial" w:hAnsi="Arial" w:cs="Arial"/>
           <w:sz w:val="20"/>
           <w:szCs w:val="20"/>
         </w:rPr>
-        <w:t xml:space="preserve"> es de </w:t>
+        <w:t xml:space="preserve">, el NCA es de </w:t>
       </w:r>
       <w:r>
         <w:rPr>
@@ -217,7 +213,23 @@
           <w:sz w:val="20"/>
           <w:szCs w:val="20"/>
         </w:rPr>
-        <w:t>1%</w:t>
+        <w:t>1</w:t>
+      </w:r>
+      <w:r>
+        <w:rPr>
+          <w:rFonts w:ascii="Arial" w:hAnsi="Arial" w:cs="Arial"/>
+          <w:sz w:val="20"/>
+          <w:szCs w:val="20"/>
+        </w:rPr>
+        <w:t xml:space="preserve"> </w:t>
+      </w:r>
+      <w:r>
+        <w:rPr>
+          <w:rFonts w:ascii="Arial" w:hAnsi="Arial" w:cs="Arial"/>
+          <w:sz w:val="20"/>
+          <w:szCs w:val="20"/>
+        </w:rPr>
+        <w:t>%</w:t>
       </w:r>
       <w:r>
         <w:rPr>
@@ -5762,7 +5774,6 @@
           <w:sz w:val="20"/>
           <w:szCs w:val="20"/>
         </w:rPr>
-        <w:lastRenderedPageBreak/>
         <w:t>Teniendo en cuenta lo anterior se define el plan de muestreo</w:t>
       </w:r>
       <w:r>
@@ -5866,7 +5877,6 @@
               <w:bottom w:val="nil"/>
               <w:right w:val="nil"/>
             </w:tcBorders>
-            <w:shd w:val="clear" w:color="auto" w:fill="auto"/>
             <w:noWrap/>
             <w:vAlign w:val="center"/>
             <w:hideMark/>
@@ -5926,7 +5936,6 @@
               <w:bottom w:val="single" w:sz="4" w:space="0" w:color="auto"/>
               <w:right w:val="single" w:sz="4" w:space="0" w:color="auto"/>
             </w:tcBorders>
-            <w:shd w:val="clear" w:color="auto" w:fill="auto"/>
             <w:noWrap/>
             <w:vAlign w:val="center"/>
             <w:hideMark/>
@@ -5968,7 +5977,6 @@
               <w:bottom w:val="single" w:sz="4" w:space="0" w:color="auto"/>
               <w:right w:val="single" w:sz="4" w:space="0" w:color="auto"/>
             </w:tcBorders>
-            <w:shd w:val="clear" w:color="auto" w:fill="auto"/>
             <w:noWrap/>
             <w:vAlign w:val="center"/>
             <w:hideMark/>
@@ -6006,7 +6014,6 @@
               <w:bottom w:val="nil"/>
               <w:right w:val="nil"/>
             </w:tcBorders>
-            <w:shd w:val="clear" w:color="auto" w:fill="auto"/>
             <w:noWrap/>
             <w:vAlign w:val="center"/>
             <w:hideMark/>
@@ -6039,7 +6046,6 @@
               <w:bottom w:val="single" w:sz="4" w:space="0" w:color="auto"/>
               <w:right w:val="single" w:sz="4" w:space="0" w:color="auto"/>
             </w:tcBorders>
-            <w:shd w:val="clear" w:color="auto" w:fill="auto"/>
             <w:noWrap/>
             <w:vAlign w:val="center"/>
             <w:hideMark/>
@@ -6081,7 +6087,6 @@
               <w:bottom w:val="single" w:sz="4" w:space="0" w:color="auto"/>
               <w:right w:val="single" w:sz="4" w:space="0" w:color="auto"/>
             </w:tcBorders>
-            <w:shd w:val="clear" w:color="auto" w:fill="auto"/>
             <w:noWrap/>
             <w:vAlign w:val="center"/>
             <w:hideMark/>
@@ -6119,7 +6124,6 @@
               <w:bottom w:val="nil"/>
               <w:right w:val="nil"/>
             </w:tcBorders>
-            <w:shd w:val="clear" w:color="auto" w:fill="auto"/>
             <w:noWrap/>
             <w:vAlign w:val="center"/>
             <w:hideMark/>
@@ -6151,7 +6155,6 @@
               <w:bottom w:val="single" w:sz="4" w:space="0" w:color="auto"/>
               <w:right w:val="single" w:sz="4" w:space="0" w:color="auto"/>
             </w:tcBorders>
-            <w:shd w:val="clear" w:color="auto" w:fill="auto"/>
             <w:noWrap/>
             <w:vAlign w:val="center"/>
             <w:hideMark/>
@@ -6193,7 +6196,6 @@
               <w:bottom w:val="single" w:sz="4" w:space="0" w:color="auto"/>
               <w:right w:val="single" w:sz="4" w:space="0" w:color="auto"/>
             </w:tcBorders>
-            <w:shd w:val="clear" w:color="auto" w:fill="auto"/>
             <w:noWrap/>
             <w:vAlign w:val="center"/>
             <w:hideMark/>
@@ -6219,6 +6221,16 @@
                 <w:lang w:eastAsia="es-CO"/>
               </w:rPr>
               <w:t>2</w:t>
+            </w:r>
+            <w:r>
+              <w:rPr>
+                <w:rFonts w:ascii="Arial" w:eastAsia="Times New Roman" w:hAnsi="Arial" w:cs="Arial"/>
+                <w:color w:val="000000"/>
+                <w:sz w:val="20"/>
+                <w:szCs w:val="20"/>
+                <w:lang w:eastAsia="es-CO"/>
+              </w:rPr>
+              <w:t xml:space="preserve"> </w:t>
             </w:r>
             <w:r>
               <w:rPr>
@@ -6241,7 +6253,6 @@
               <w:bottom w:val="nil"/>
               <w:right w:val="nil"/>
             </w:tcBorders>
-            <w:shd w:val="clear" w:color="auto" w:fill="auto"/>
             <w:noWrap/>
             <w:vAlign w:val="center"/>
             <w:hideMark/>
@@ -6291,7 +6302,6 @@
               <w:bottom w:val="single" w:sz="4" w:space="0" w:color="auto"/>
               <w:right w:val="single" w:sz="4" w:space="0" w:color="auto"/>
             </w:tcBorders>
-            <w:shd w:val="clear" w:color="auto" w:fill="auto"/>
             <w:noWrap/>
             <w:vAlign w:val="center"/>
             <w:hideMark/>
@@ -6333,7 +6343,6 @@
               <w:bottom w:val="single" w:sz="4" w:space="0" w:color="auto"/>
               <w:right w:val="single" w:sz="4" w:space="0" w:color="auto"/>
             </w:tcBorders>
-            <w:shd w:val="clear" w:color="auto" w:fill="auto"/>
             <w:noWrap/>
             <w:vAlign w:val="center"/>
             <w:hideMark/>
@@ -6371,7 +6380,6 @@
               <w:bottom w:val="nil"/>
               <w:right w:val="nil"/>
             </w:tcBorders>
-            <w:shd w:val="clear" w:color="auto" w:fill="auto"/>
             <w:noWrap/>
             <w:vAlign w:val="center"/>
             <w:hideMark/>
@@ -6404,7 +6412,6 @@
               <w:bottom w:val="single" w:sz="4" w:space="0" w:color="auto"/>
               <w:right w:val="single" w:sz="4" w:space="0" w:color="auto"/>
             </w:tcBorders>
-            <w:shd w:val="clear" w:color="auto" w:fill="auto"/>
             <w:noWrap/>
             <w:vAlign w:val="center"/>
             <w:hideMark/>
@@ -6446,7 +6453,6 @@
               <w:bottom w:val="single" w:sz="4" w:space="0" w:color="auto"/>
               <w:right w:val="single" w:sz="4" w:space="0" w:color="auto"/>
             </w:tcBorders>
-            <w:shd w:val="clear" w:color="auto" w:fill="auto"/>
             <w:noWrap/>
             <w:vAlign w:val="center"/>
             <w:hideMark/>
@@ -6484,7 +6490,6 @@
               <w:bottom w:val="nil"/>
               <w:right w:val="nil"/>
             </w:tcBorders>
-            <w:shd w:val="clear" w:color="auto" w:fill="auto"/>
             <w:noWrap/>
             <w:vAlign w:val="center"/>
             <w:hideMark/>
@@ -6517,7 +6522,6 @@
               <w:bottom w:val="single" w:sz="4" w:space="0" w:color="auto"/>
               <w:right w:val="single" w:sz="4" w:space="0" w:color="auto"/>
             </w:tcBorders>
-            <w:shd w:val="clear" w:color="auto" w:fill="auto"/>
             <w:noWrap/>
             <w:vAlign w:val="center"/>
             <w:hideMark/>
@@ -6559,7 +6563,6 @@
               <w:bottom w:val="single" w:sz="4" w:space="0" w:color="auto"/>
               <w:right w:val="single" w:sz="4" w:space="0" w:color="auto"/>
             </w:tcBorders>
-            <w:shd w:val="clear" w:color="auto" w:fill="auto"/>
             <w:noWrap/>
             <w:vAlign w:val="center"/>
             <w:hideMark/>
@@ -6597,7 +6600,6 @@
               <w:bottom w:val="nil"/>
               <w:right w:val="nil"/>
             </w:tcBorders>
-            <w:shd w:val="clear" w:color="auto" w:fill="auto"/>
             <w:noWrap/>
             <w:vAlign w:val="center"/>
             <w:hideMark/>
@@ -6650,7 +6652,6 @@
               <w:bottom w:val="single" w:sz="4" w:space="0" w:color="auto"/>
               <w:right w:val="single" w:sz="4" w:space="0" w:color="auto"/>
             </w:tcBorders>
-            <w:shd w:val="clear" w:color="auto" w:fill="auto"/>
             <w:noWrap/>
             <w:vAlign w:val="center"/>
             <w:hideMark/>
@@ -6692,7 +6693,6 @@
               <w:bottom w:val="single" w:sz="4" w:space="0" w:color="auto"/>
               <w:right w:val="single" w:sz="4" w:space="0" w:color="auto"/>
             </w:tcBorders>
-            <w:shd w:val="clear" w:color="auto" w:fill="auto"/>
             <w:noWrap/>
             <w:vAlign w:val="center"/>
             <w:hideMark/>
@@ -6730,7 +6730,6 @@
               <w:bottom w:val="nil"/>
               <w:right w:val="nil"/>
             </w:tcBorders>
-            <w:shd w:val="clear" w:color="auto" w:fill="auto"/>
             <w:noWrap/>
             <w:vAlign w:val="center"/>
             <w:hideMark/>
@@ -6783,7 +6782,6 @@
               <w:bottom w:val="single" w:sz="4" w:space="0" w:color="auto"/>
               <w:right w:val="single" w:sz="4" w:space="0" w:color="auto"/>
             </w:tcBorders>
-            <w:shd w:val="clear" w:color="auto" w:fill="auto"/>
             <w:noWrap/>
             <w:vAlign w:val="center"/>
             <w:hideMark/>
@@ -6802,7 +6800,6 @@
                 <w:lang w:eastAsia="es-CO"/>
               </w:rPr>
             </w:pPr>
-            <w:proofErr w:type="spellStart"/>
             <w:r>
               <w:rPr>
                 <w:rFonts w:ascii="Arial" w:eastAsia="Times New Roman" w:hAnsi="Arial" w:cs="Arial"/>
@@ -6815,7 +6812,6 @@
               </w:rPr>
               <w:t>npo</w:t>
             </w:r>
-            <w:proofErr w:type="spellEnd"/>
           </w:p>
         </w:tc>
         <w:tc>
@@ -6827,7 +6823,6 @@
               <w:bottom w:val="single" w:sz="4" w:space="0" w:color="auto"/>
               <w:right w:val="single" w:sz="4" w:space="0" w:color="auto"/>
             </w:tcBorders>
-            <w:shd w:val="clear" w:color="auto" w:fill="auto"/>
             <w:noWrap/>
             <w:vAlign w:val="center"/>
             <w:hideMark/>
@@ -6865,7 +6860,6 @@
               <w:bottom w:val="nil"/>
               <w:right w:val="nil"/>
             </w:tcBorders>
-            <w:shd w:val="clear" w:color="auto" w:fill="auto"/>
             <w:noWrap/>
             <w:vAlign w:val="center"/>
             <w:hideMark/>
@@ -7011,21 +7005,35 @@
                 <w:sz w:val="20"/>
                 <w:szCs w:val="20"/>
               </w:rPr>
-              <w:t xml:space="preserve"> (</w:t>
-            </w:r>
-            <w:proofErr w:type="spellStart"/>
-            <w:r>
+              <w:t xml:space="preserve"> (po)</w:t>
+            </w:r>
+          </w:p>
+        </w:tc>
+        <w:tc>
+          <w:tcPr>
+            <w:tcW w:w="1876" w:type="dxa"/>
+            <w:tcBorders>
+              <w:top w:val="single" w:sz="4" w:space="0" w:color="auto"/>
+              <w:left w:val="nil"/>
+              <w:bottom w:val="single" w:sz="4" w:space="0" w:color="auto"/>
+              <w:right w:val="single" w:sz="4" w:space="0" w:color="auto"/>
+            </w:tcBorders>
+            <w:shd w:val="clear" w:color="000000" w:fill="FCE4D6"/>
+            <w:vAlign w:val="bottom"/>
+            <w:hideMark/>
+          </w:tcPr>
+          <w:p>
+            <w:pPr>
+              <w:spacing w:after="0" w:line="240" w:lineRule="auto"/>
+              <w:jc w:val="center"/>
               <w:rPr>
                 <w:rFonts w:ascii="Arial" w:eastAsia="Times New Roman" w:hAnsi="Arial" w:cs="Arial"/>
                 <w:b/>
                 <w:bCs/>
                 <w:color w:val="000000"/>
-                <w:sz w:val="20"/>
-                <w:szCs w:val="20"/>
-              </w:rPr>
-              <w:t>po</w:t>
-            </w:r>
-            <w:proofErr w:type="spellEnd"/>
+                <w:lang w:eastAsia="es-CO"/>
+              </w:rPr>
+            </w:pPr>
             <w:r>
               <w:rPr>
                 <w:rFonts w:ascii="Arial" w:eastAsia="Times New Roman" w:hAnsi="Arial" w:cs="Arial"/>
@@ -7034,48 +7042,48 @@
                 <w:color w:val="000000"/>
                 <w:sz w:val="20"/>
                 <w:szCs w:val="20"/>
-              </w:rPr>
-              <w:t>)</w:t>
-            </w:r>
-          </w:p>
-        </w:tc>
-        <w:tc>
-          <w:tcPr>
-            <w:tcW w:w="1876" w:type="dxa"/>
-            <w:tcBorders>
-              <w:top w:val="single" w:sz="4" w:space="0" w:color="auto"/>
-              <w:left w:val="nil"/>
-              <w:bottom w:val="single" w:sz="4" w:space="0" w:color="auto"/>
-              <w:right w:val="single" w:sz="4" w:space="0" w:color="auto"/>
-            </w:tcBorders>
-            <w:shd w:val="clear" w:color="000000" w:fill="FCE4D6"/>
-            <w:vAlign w:val="bottom"/>
-            <w:hideMark/>
-          </w:tcPr>
-          <w:p>
-            <w:pPr>
-              <w:spacing w:after="0" w:line="240" w:lineRule="auto"/>
-              <w:jc w:val="center"/>
+                <w:lang w:eastAsia="es-CO"/>
+              </w:rPr>
+              <w:t># DEFECTUOSOS ESPERADOS</w:t>
+            </w:r>
+            <w:r>
               <w:rPr>
                 <w:rFonts w:ascii="Arial" w:eastAsia="Times New Roman" w:hAnsi="Arial" w:cs="Arial"/>
                 <w:b/>
                 <w:bCs/>
                 <w:color w:val="000000"/>
-                <w:lang w:eastAsia="es-CO"/>
-              </w:rPr>
-            </w:pPr>
-            <w:r>
+                <w:sz w:val="20"/>
+                <w:szCs w:val="20"/>
+              </w:rPr>
+              <w:t xml:space="preserve"> (npo)</w:t>
+            </w:r>
+          </w:p>
+        </w:tc>
+        <w:tc>
+          <w:tcPr>
+            <w:tcW w:w="2126" w:type="dxa"/>
+            <w:tcBorders>
+              <w:top w:val="single" w:sz="4" w:space="0" w:color="auto"/>
+              <w:left w:val="nil"/>
+              <w:bottom w:val="single" w:sz="4" w:space="0" w:color="auto"/>
+              <w:right w:val="single" w:sz="4" w:space="0" w:color="auto"/>
+            </w:tcBorders>
+            <w:shd w:val="clear" w:color="000000" w:fill="FCE4D6"/>
+            <w:vAlign w:val="bottom"/>
+            <w:hideMark/>
+          </w:tcPr>
+          <w:p>
+            <w:pPr>
+              <w:spacing w:after="0" w:line="240" w:lineRule="auto"/>
+              <w:jc w:val="center"/>
               <w:rPr>
                 <w:rFonts w:ascii="Arial" w:eastAsia="Times New Roman" w:hAnsi="Arial" w:cs="Arial"/>
                 <w:b/>
                 <w:bCs/>
                 <w:color w:val="000000"/>
-                <w:sz w:val="20"/>
-                <w:szCs w:val="20"/>
-                <w:lang w:eastAsia="es-CO"/>
-              </w:rPr>
-              <w:t># DEFECTUOSOS ESPERADOS</w:t>
-            </w:r>
+                <w:lang w:eastAsia="es-CO"/>
+              </w:rPr>
+            </w:pPr>
             <w:r>
               <w:rPr>
                 <w:rFonts w:ascii="Arial" w:eastAsia="Times New Roman" w:hAnsi="Arial" w:cs="Arial"/>
@@ -7085,93 +7093,7 @@
                 <w:sz w:val="20"/>
                 <w:szCs w:val="20"/>
               </w:rPr>
-              <w:t xml:space="preserve"> (</w:t>
-            </w:r>
-            <w:proofErr w:type="spellStart"/>
-            <w:r>
-              <w:rPr>
-                <w:rFonts w:ascii="Arial" w:eastAsia="Times New Roman" w:hAnsi="Arial" w:cs="Arial"/>
-                <w:b/>
-                <w:bCs/>
-                <w:color w:val="000000"/>
-                <w:sz w:val="20"/>
-                <w:szCs w:val="20"/>
-              </w:rPr>
-              <w:t>npo</w:t>
-            </w:r>
-            <w:proofErr w:type="spellEnd"/>
-            <w:r>
-              <w:rPr>
-                <w:rFonts w:ascii="Arial" w:eastAsia="Times New Roman" w:hAnsi="Arial" w:cs="Arial"/>
-                <w:b/>
-                <w:bCs/>
-                <w:color w:val="000000"/>
-                <w:sz w:val="20"/>
-                <w:szCs w:val="20"/>
-              </w:rPr>
-              <w:t>)</w:t>
-            </w:r>
-          </w:p>
-        </w:tc>
-        <w:tc>
-          <w:tcPr>
-            <w:tcW w:w="2126" w:type="dxa"/>
-            <w:tcBorders>
-              <w:top w:val="single" w:sz="4" w:space="0" w:color="auto"/>
-              <w:left w:val="nil"/>
-              <w:bottom w:val="single" w:sz="4" w:space="0" w:color="auto"/>
-              <w:right w:val="single" w:sz="4" w:space="0" w:color="auto"/>
-            </w:tcBorders>
-            <w:shd w:val="clear" w:color="000000" w:fill="FCE4D6"/>
-            <w:vAlign w:val="bottom"/>
-            <w:hideMark/>
-          </w:tcPr>
-          <w:p>
-            <w:pPr>
-              <w:spacing w:after="0" w:line="240" w:lineRule="auto"/>
-              <w:jc w:val="center"/>
-              <w:rPr>
-                <w:rFonts w:ascii="Arial" w:eastAsia="Times New Roman" w:hAnsi="Arial" w:cs="Arial"/>
-                <w:b/>
-                <w:bCs/>
-                <w:color w:val="000000"/>
-                <w:lang w:eastAsia="es-CO"/>
-              </w:rPr>
-            </w:pPr>
-            <w:r>
-              <w:rPr>
-                <w:rFonts w:ascii="Arial" w:eastAsia="Times New Roman" w:hAnsi="Arial" w:cs="Arial"/>
-                <w:b/>
-                <w:bCs/>
-                <w:color w:val="000000"/>
-                <w:sz w:val="20"/>
-                <w:szCs w:val="20"/>
-              </w:rPr>
-              <w:t>PROBABILIDAD DE ACEPTACIÓN (</w:t>
-            </w:r>
-            <w:proofErr w:type="spellStart"/>
-            <w:r>
-              <w:rPr>
-                <w:rFonts w:ascii="Arial" w:eastAsia="Times New Roman" w:hAnsi="Arial" w:cs="Arial"/>
-                <w:b/>
-                <w:bCs/>
-                <w:color w:val="000000"/>
-                <w:sz w:val="20"/>
-                <w:szCs w:val="20"/>
-              </w:rPr>
-              <w:t>pa</w:t>
-            </w:r>
-            <w:proofErr w:type="spellEnd"/>
-            <w:r>
-              <w:rPr>
-                <w:rFonts w:ascii="Arial" w:eastAsia="Times New Roman" w:hAnsi="Arial" w:cs="Arial"/>
-                <w:b/>
-                <w:bCs/>
-                <w:color w:val="000000"/>
-                <w:sz w:val="20"/>
-                <w:szCs w:val="20"/>
-              </w:rPr>
-              <w:t>)</w:t>
+              <w:t>PROBABILIDAD DE ACEPTACIÓN (pa)</w:t>
             </w:r>
           </w:p>
         </w:tc>
@@ -7190,28 +7112,43 @@
               <w:bottom w:val="single" w:sz="4" w:space="0" w:color="auto"/>
               <w:right w:val="single" w:sz="4" w:space="0" w:color="auto"/>
             </w:tcBorders>
-            <w:shd w:val="clear" w:color="auto" w:fill="auto"/>
-            <w:noWrap/>
-            <w:vAlign w:val="bottom"/>
-            <w:hideMark/>
-          </w:tcPr>
-          <w:p>
-            <w:pPr>
-              <w:spacing w:after="0" w:line="240" w:lineRule="auto"/>
-              <w:jc w:val="center"/>
-              <w:rPr>
-                <w:rFonts w:ascii="Arial" w:eastAsia="Times New Roman" w:hAnsi="Arial" w:cs="Arial"/>
-                <w:color w:val="000000"/>
-                <w:lang w:eastAsia="es-CO"/>
-              </w:rPr>
-            </w:pPr>
-            <w:r>
-              <w:rPr>
-                <w:rFonts w:ascii="Arial" w:eastAsia="Times New Roman" w:hAnsi="Arial" w:cs="Arial"/>
-                <w:color w:val="000000"/>
-                <w:lang w:eastAsia="es-CO"/>
-              </w:rPr>
-              <w:t>0%</w:t>
+            <w:noWrap/>
+            <w:vAlign w:val="bottom"/>
+            <w:hideMark/>
+          </w:tcPr>
+          <w:p>
+            <w:pPr>
+              <w:spacing w:after="0" w:line="240" w:lineRule="auto"/>
+              <w:jc w:val="center"/>
+              <w:rPr>
+                <w:rFonts w:ascii="Arial" w:eastAsia="Times New Roman" w:hAnsi="Arial" w:cs="Arial"/>
+                <w:color w:val="000000"/>
+                <w:lang w:eastAsia="es-CO"/>
+              </w:rPr>
+            </w:pPr>
+            <w:r>
+              <w:rPr>
+                <w:rFonts w:ascii="Arial" w:eastAsia="Times New Roman" w:hAnsi="Arial" w:cs="Arial"/>
+                <w:color w:val="000000"/>
+                <w:lang w:eastAsia="es-CO"/>
+              </w:rPr>
+              <w:t>0</w:t>
+            </w:r>
+            <w:r>
+              <w:rPr>
+                <w:rFonts w:ascii="Arial" w:eastAsia="Times New Roman" w:hAnsi="Arial" w:cs="Arial"/>
+                <w:color w:val="000000"/>
+                <w:lang w:eastAsia="es-CO"/>
+              </w:rPr>
+              <w:t xml:space="preserve"> </w:t>
+            </w:r>
+            <w:r>
+              <w:rPr>
+                <w:rFonts w:ascii="Arial" w:eastAsia="Times New Roman" w:hAnsi="Arial" w:cs="Arial"/>
+                <w:color w:val="000000"/>
+                <w:lang w:eastAsia="es-CO"/>
+              </w:rPr>
+              <w:t>%</w:t>
             </w:r>
           </w:p>
         </w:tc>
@@ -7224,7 +7161,6 @@
               <w:bottom w:val="single" w:sz="4" w:space="0" w:color="auto"/>
               <w:right w:val="single" w:sz="4" w:space="0" w:color="auto"/>
             </w:tcBorders>
-            <w:shd w:val="clear" w:color="auto" w:fill="auto"/>
             <w:noWrap/>
             <w:vAlign w:val="bottom"/>
             <w:hideMark/>
@@ -7258,7 +7194,6 @@
               <w:bottom w:val="single" w:sz="4" w:space="0" w:color="auto"/>
               <w:right w:val="single" w:sz="4" w:space="0" w:color="auto"/>
             </w:tcBorders>
-            <w:shd w:val="clear" w:color="auto" w:fill="auto"/>
             <w:noWrap/>
             <w:vAlign w:val="bottom"/>
             <w:hideMark/>
@@ -7298,28 +7233,43 @@
               <w:bottom w:val="single" w:sz="4" w:space="0" w:color="auto"/>
               <w:right w:val="single" w:sz="4" w:space="0" w:color="auto"/>
             </w:tcBorders>
-            <w:shd w:val="clear" w:color="auto" w:fill="auto"/>
-            <w:noWrap/>
-            <w:vAlign w:val="bottom"/>
-            <w:hideMark/>
-          </w:tcPr>
-          <w:p>
-            <w:pPr>
-              <w:spacing w:after="0" w:line="240" w:lineRule="auto"/>
-              <w:jc w:val="center"/>
-              <w:rPr>
-                <w:rFonts w:ascii="Arial" w:eastAsia="Times New Roman" w:hAnsi="Arial" w:cs="Arial"/>
-                <w:color w:val="000000"/>
-                <w:lang w:eastAsia="es-CO"/>
-              </w:rPr>
-            </w:pPr>
-            <w:r>
-              <w:rPr>
-                <w:rFonts w:ascii="Arial" w:eastAsia="Times New Roman" w:hAnsi="Arial" w:cs="Arial"/>
-                <w:color w:val="000000"/>
-                <w:lang w:eastAsia="es-CO"/>
-              </w:rPr>
-              <w:t>1%</w:t>
+            <w:noWrap/>
+            <w:vAlign w:val="bottom"/>
+            <w:hideMark/>
+          </w:tcPr>
+          <w:p>
+            <w:pPr>
+              <w:spacing w:after="0" w:line="240" w:lineRule="auto"/>
+              <w:jc w:val="center"/>
+              <w:rPr>
+                <w:rFonts w:ascii="Arial" w:eastAsia="Times New Roman" w:hAnsi="Arial" w:cs="Arial"/>
+                <w:color w:val="000000"/>
+                <w:lang w:eastAsia="es-CO"/>
+              </w:rPr>
+            </w:pPr>
+            <w:r>
+              <w:rPr>
+                <w:rFonts w:ascii="Arial" w:eastAsia="Times New Roman" w:hAnsi="Arial" w:cs="Arial"/>
+                <w:color w:val="000000"/>
+                <w:lang w:eastAsia="es-CO"/>
+              </w:rPr>
+              <w:t>1</w:t>
+            </w:r>
+            <w:r>
+              <w:rPr>
+                <w:rFonts w:ascii="Arial" w:eastAsia="Times New Roman" w:hAnsi="Arial" w:cs="Arial"/>
+                <w:color w:val="000000"/>
+                <w:lang w:eastAsia="es-CO"/>
+              </w:rPr>
+              <w:t xml:space="preserve"> </w:t>
+            </w:r>
+            <w:r>
+              <w:rPr>
+                <w:rFonts w:ascii="Arial" w:eastAsia="Times New Roman" w:hAnsi="Arial" w:cs="Arial"/>
+                <w:color w:val="000000"/>
+                <w:lang w:eastAsia="es-CO"/>
+              </w:rPr>
+              <w:t>%</w:t>
             </w:r>
           </w:p>
         </w:tc>
@@ -7332,7 +7282,6 @@
               <w:bottom w:val="single" w:sz="4" w:space="0" w:color="auto"/>
               <w:right w:val="single" w:sz="4" w:space="0" w:color="auto"/>
             </w:tcBorders>
-            <w:shd w:val="clear" w:color="auto" w:fill="auto"/>
             <w:noWrap/>
             <w:vAlign w:val="bottom"/>
             <w:hideMark/>
@@ -7366,7 +7315,6 @@
               <w:bottom w:val="single" w:sz="4" w:space="0" w:color="auto"/>
               <w:right w:val="single" w:sz="4" w:space="0" w:color="auto"/>
             </w:tcBorders>
-            <w:shd w:val="clear" w:color="auto" w:fill="auto"/>
             <w:noWrap/>
             <w:vAlign w:val="bottom"/>
             <w:hideMark/>
@@ -7406,28 +7354,43 @@
               <w:bottom w:val="single" w:sz="4" w:space="0" w:color="auto"/>
               <w:right w:val="single" w:sz="4" w:space="0" w:color="auto"/>
             </w:tcBorders>
-            <w:shd w:val="clear" w:color="auto" w:fill="auto"/>
-            <w:noWrap/>
-            <w:vAlign w:val="bottom"/>
-            <w:hideMark/>
-          </w:tcPr>
-          <w:p>
-            <w:pPr>
-              <w:spacing w:after="0" w:line="240" w:lineRule="auto"/>
-              <w:jc w:val="center"/>
-              <w:rPr>
-                <w:rFonts w:ascii="Arial" w:eastAsia="Times New Roman" w:hAnsi="Arial" w:cs="Arial"/>
-                <w:color w:val="000000"/>
-                <w:lang w:eastAsia="es-CO"/>
-              </w:rPr>
-            </w:pPr>
-            <w:r>
-              <w:rPr>
-                <w:rFonts w:ascii="Arial" w:eastAsia="Times New Roman" w:hAnsi="Arial" w:cs="Arial"/>
-                <w:color w:val="000000"/>
-                <w:lang w:eastAsia="es-CO"/>
-              </w:rPr>
-              <w:t>2%</w:t>
+            <w:noWrap/>
+            <w:vAlign w:val="bottom"/>
+            <w:hideMark/>
+          </w:tcPr>
+          <w:p>
+            <w:pPr>
+              <w:spacing w:after="0" w:line="240" w:lineRule="auto"/>
+              <w:jc w:val="center"/>
+              <w:rPr>
+                <w:rFonts w:ascii="Arial" w:eastAsia="Times New Roman" w:hAnsi="Arial" w:cs="Arial"/>
+                <w:color w:val="000000"/>
+                <w:lang w:eastAsia="es-CO"/>
+              </w:rPr>
+            </w:pPr>
+            <w:r>
+              <w:rPr>
+                <w:rFonts w:ascii="Arial" w:eastAsia="Times New Roman" w:hAnsi="Arial" w:cs="Arial"/>
+                <w:color w:val="000000"/>
+                <w:lang w:eastAsia="es-CO"/>
+              </w:rPr>
+              <w:t>2</w:t>
+            </w:r>
+            <w:r>
+              <w:rPr>
+                <w:rFonts w:ascii="Arial" w:eastAsia="Times New Roman" w:hAnsi="Arial" w:cs="Arial"/>
+                <w:color w:val="000000"/>
+                <w:lang w:eastAsia="es-CO"/>
+              </w:rPr>
+              <w:t xml:space="preserve"> </w:t>
+            </w:r>
+            <w:r>
+              <w:rPr>
+                <w:rFonts w:ascii="Arial" w:eastAsia="Times New Roman" w:hAnsi="Arial" w:cs="Arial"/>
+                <w:color w:val="000000"/>
+                <w:lang w:eastAsia="es-CO"/>
+              </w:rPr>
+              <w:t>%</w:t>
             </w:r>
           </w:p>
         </w:tc>
@@ -7440,7 +7403,6 @@
               <w:bottom w:val="single" w:sz="4" w:space="0" w:color="auto"/>
               <w:right w:val="single" w:sz="4" w:space="0" w:color="auto"/>
             </w:tcBorders>
-            <w:shd w:val="clear" w:color="auto" w:fill="auto"/>
             <w:noWrap/>
             <w:vAlign w:val="bottom"/>
             <w:hideMark/>
@@ -7474,7 +7436,6 @@
               <w:bottom w:val="single" w:sz="4" w:space="0" w:color="auto"/>
               <w:right w:val="single" w:sz="4" w:space="0" w:color="auto"/>
             </w:tcBorders>
-            <w:shd w:val="clear" w:color="auto" w:fill="auto"/>
             <w:noWrap/>
             <w:vAlign w:val="bottom"/>
             <w:hideMark/>
@@ -7514,28 +7475,43 @@
               <w:bottom w:val="single" w:sz="4" w:space="0" w:color="auto"/>
               <w:right w:val="single" w:sz="4" w:space="0" w:color="auto"/>
             </w:tcBorders>
-            <w:shd w:val="clear" w:color="auto" w:fill="auto"/>
-            <w:noWrap/>
-            <w:vAlign w:val="bottom"/>
-            <w:hideMark/>
-          </w:tcPr>
-          <w:p>
-            <w:pPr>
-              <w:spacing w:after="0" w:line="240" w:lineRule="auto"/>
-              <w:jc w:val="center"/>
-              <w:rPr>
-                <w:rFonts w:ascii="Arial" w:eastAsia="Times New Roman" w:hAnsi="Arial" w:cs="Arial"/>
-                <w:color w:val="000000"/>
-                <w:lang w:eastAsia="es-CO"/>
-              </w:rPr>
-            </w:pPr>
-            <w:r>
-              <w:rPr>
-                <w:rFonts w:ascii="Arial" w:eastAsia="Times New Roman" w:hAnsi="Arial" w:cs="Arial"/>
-                <w:color w:val="000000"/>
-                <w:lang w:eastAsia="es-CO"/>
-              </w:rPr>
-              <w:t>3%</w:t>
+            <w:noWrap/>
+            <w:vAlign w:val="bottom"/>
+            <w:hideMark/>
+          </w:tcPr>
+          <w:p>
+            <w:pPr>
+              <w:spacing w:after="0" w:line="240" w:lineRule="auto"/>
+              <w:jc w:val="center"/>
+              <w:rPr>
+                <w:rFonts w:ascii="Arial" w:eastAsia="Times New Roman" w:hAnsi="Arial" w:cs="Arial"/>
+                <w:color w:val="000000"/>
+                <w:lang w:eastAsia="es-CO"/>
+              </w:rPr>
+            </w:pPr>
+            <w:r>
+              <w:rPr>
+                <w:rFonts w:ascii="Arial" w:eastAsia="Times New Roman" w:hAnsi="Arial" w:cs="Arial"/>
+                <w:color w:val="000000"/>
+                <w:lang w:eastAsia="es-CO"/>
+              </w:rPr>
+              <w:t>3</w:t>
+            </w:r>
+            <w:r>
+              <w:rPr>
+                <w:rFonts w:ascii="Arial" w:eastAsia="Times New Roman" w:hAnsi="Arial" w:cs="Arial"/>
+                <w:color w:val="000000"/>
+                <w:lang w:eastAsia="es-CO"/>
+              </w:rPr>
+              <w:t xml:space="preserve"> </w:t>
+            </w:r>
+            <w:r>
+              <w:rPr>
+                <w:rFonts w:ascii="Arial" w:eastAsia="Times New Roman" w:hAnsi="Arial" w:cs="Arial"/>
+                <w:color w:val="000000"/>
+                <w:lang w:eastAsia="es-CO"/>
+              </w:rPr>
+              <w:t>%</w:t>
             </w:r>
           </w:p>
         </w:tc>
@@ -7548,7 +7524,6 @@
               <w:bottom w:val="single" w:sz="4" w:space="0" w:color="auto"/>
               <w:right w:val="single" w:sz="4" w:space="0" w:color="auto"/>
             </w:tcBorders>
-            <w:shd w:val="clear" w:color="auto" w:fill="auto"/>
             <w:noWrap/>
             <w:vAlign w:val="bottom"/>
             <w:hideMark/>
@@ -7582,7 +7557,6 @@
               <w:bottom w:val="single" w:sz="4" w:space="0" w:color="auto"/>
               <w:right w:val="single" w:sz="4" w:space="0" w:color="auto"/>
             </w:tcBorders>
-            <w:shd w:val="clear" w:color="auto" w:fill="auto"/>
             <w:noWrap/>
             <w:vAlign w:val="bottom"/>
             <w:hideMark/>
@@ -7622,28 +7596,43 @@
               <w:bottom w:val="single" w:sz="4" w:space="0" w:color="auto"/>
               <w:right w:val="single" w:sz="4" w:space="0" w:color="auto"/>
             </w:tcBorders>
-            <w:shd w:val="clear" w:color="auto" w:fill="auto"/>
-            <w:noWrap/>
-            <w:vAlign w:val="bottom"/>
-            <w:hideMark/>
-          </w:tcPr>
-          <w:p>
-            <w:pPr>
-              <w:spacing w:after="0" w:line="240" w:lineRule="auto"/>
-              <w:jc w:val="center"/>
-              <w:rPr>
-                <w:rFonts w:ascii="Arial" w:eastAsia="Times New Roman" w:hAnsi="Arial" w:cs="Arial"/>
-                <w:color w:val="000000"/>
-                <w:lang w:eastAsia="es-CO"/>
-              </w:rPr>
-            </w:pPr>
-            <w:r>
-              <w:rPr>
-                <w:rFonts w:ascii="Arial" w:eastAsia="Times New Roman" w:hAnsi="Arial" w:cs="Arial"/>
-                <w:color w:val="000000"/>
-                <w:lang w:eastAsia="es-CO"/>
-              </w:rPr>
-              <w:t>4%</w:t>
+            <w:noWrap/>
+            <w:vAlign w:val="bottom"/>
+            <w:hideMark/>
+          </w:tcPr>
+          <w:p>
+            <w:pPr>
+              <w:spacing w:after="0" w:line="240" w:lineRule="auto"/>
+              <w:jc w:val="center"/>
+              <w:rPr>
+                <w:rFonts w:ascii="Arial" w:eastAsia="Times New Roman" w:hAnsi="Arial" w:cs="Arial"/>
+                <w:color w:val="000000"/>
+                <w:lang w:eastAsia="es-CO"/>
+              </w:rPr>
+            </w:pPr>
+            <w:r>
+              <w:rPr>
+                <w:rFonts w:ascii="Arial" w:eastAsia="Times New Roman" w:hAnsi="Arial" w:cs="Arial"/>
+                <w:color w:val="000000"/>
+                <w:lang w:eastAsia="es-CO"/>
+              </w:rPr>
+              <w:t>4</w:t>
+            </w:r>
+            <w:r>
+              <w:rPr>
+                <w:rFonts w:ascii="Arial" w:eastAsia="Times New Roman" w:hAnsi="Arial" w:cs="Arial"/>
+                <w:color w:val="000000"/>
+                <w:lang w:eastAsia="es-CO"/>
+              </w:rPr>
+              <w:t xml:space="preserve"> </w:t>
+            </w:r>
+            <w:r>
+              <w:rPr>
+                <w:rFonts w:ascii="Arial" w:eastAsia="Times New Roman" w:hAnsi="Arial" w:cs="Arial"/>
+                <w:color w:val="000000"/>
+                <w:lang w:eastAsia="es-CO"/>
+              </w:rPr>
+              <w:t>%</w:t>
             </w:r>
           </w:p>
         </w:tc>
@@ -7656,7 +7645,6 @@
               <w:bottom w:val="single" w:sz="4" w:space="0" w:color="auto"/>
               <w:right w:val="single" w:sz="4" w:space="0" w:color="auto"/>
             </w:tcBorders>
-            <w:shd w:val="clear" w:color="auto" w:fill="auto"/>
             <w:noWrap/>
             <w:vAlign w:val="bottom"/>
             <w:hideMark/>
@@ -7690,7 +7678,6 @@
               <w:bottom w:val="single" w:sz="4" w:space="0" w:color="auto"/>
               <w:right w:val="single" w:sz="4" w:space="0" w:color="auto"/>
             </w:tcBorders>
-            <w:shd w:val="clear" w:color="auto" w:fill="auto"/>
             <w:noWrap/>
             <w:vAlign w:val="bottom"/>
             <w:hideMark/>
@@ -7730,28 +7717,43 @@
               <w:bottom w:val="single" w:sz="4" w:space="0" w:color="auto"/>
               <w:right w:val="single" w:sz="4" w:space="0" w:color="auto"/>
             </w:tcBorders>
-            <w:shd w:val="clear" w:color="auto" w:fill="auto"/>
-            <w:noWrap/>
-            <w:vAlign w:val="bottom"/>
-            <w:hideMark/>
-          </w:tcPr>
-          <w:p>
-            <w:pPr>
-              <w:spacing w:after="0" w:line="240" w:lineRule="auto"/>
-              <w:jc w:val="center"/>
-              <w:rPr>
-                <w:rFonts w:ascii="Arial" w:eastAsia="Times New Roman" w:hAnsi="Arial" w:cs="Arial"/>
-                <w:color w:val="000000"/>
-                <w:lang w:eastAsia="es-CO"/>
-              </w:rPr>
-            </w:pPr>
-            <w:r>
-              <w:rPr>
-                <w:rFonts w:ascii="Arial" w:eastAsia="Times New Roman" w:hAnsi="Arial" w:cs="Arial"/>
-                <w:color w:val="000000"/>
-                <w:lang w:eastAsia="es-CO"/>
-              </w:rPr>
-              <w:t>5%</w:t>
+            <w:noWrap/>
+            <w:vAlign w:val="bottom"/>
+            <w:hideMark/>
+          </w:tcPr>
+          <w:p>
+            <w:pPr>
+              <w:spacing w:after="0" w:line="240" w:lineRule="auto"/>
+              <w:jc w:val="center"/>
+              <w:rPr>
+                <w:rFonts w:ascii="Arial" w:eastAsia="Times New Roman" w:hAnsi="Arial" w:cs="Arial"/>
+                <w:color w:val="000000"/>
+                <w:lang w:eastAsia="es-CO"/>
+              </w:rPr>
+            </w:pPr>
+            <w:r>
+              <w:rPr>
+                <w:rFonts w:ascii="Arial" w:eastAsia="Times New Roman" w:hAnsi="Arial" w:cs="Arial"/>
+                <w:color w:val="000000"/>
+                <w:lang w:eastAsia="es-CO"/>
+              </w:rPr>
+              <w:t>5</w:t>
+            </w:r>
+            <w:r>
+              <w:rPr>
+                <w:rFonts w:ascii="Arial" w:eastAsia="Times New Roman" w:hAnsi="Arial" w:cs="Arial"/>
+                <w:color w:val="000000"/>
+                <w:lang w:eastAsia="es-CO"/>
+              </w:rPr>
+              <w:t xml:space="preserve"> </w:t>
+            </w:r>
+            <w:r>
+              <w:rPr>
+                <w:rFonts w:ascii="Arial" w:eastAsia="Times New Roman" w:hAnsi="Arial" w:cs="Arial"/>
+                <w:color w:val="000000"/>
+                <w:lang w:eastAsia="es-CO"/>
+              </w:rPr>
+              <w:t>%</w:t>
             </w:r>
           </w:p>
         </w:tc>
@@ -7764,7 +7766,6 @@
               <w:bottom w:val="single" w:sz="4" w:space="0" w:color="auto"/>
               <w:right w:val="single" w:sz="4" w:space="0" w:color="auto"/>
             </w:tcBorders>
-            <w:shd w:val="clear" w:color="auto" w:fill="auto"/>
             <w:noWrap/>
             <w:vAlign w:val="bottom"/>
             <w:hideMark/>
@@ -7798,7 +7799,6 @@
               <w:bottom w:val="single" w:sz="4" w:space="0" w:color="auto"/>
               <w:right w:val="single" w:sz="4" w:space="0" w:color="auto"/>
             </w:tcBorders>
-            <w:shd w:val="clear" w:color="auto" w:fill="auto"/>
             <w:noWrap/>
             <w:vAlign w:val="bottom"/>
             <w:hideMark/>
@@ -7838,28 +7838,43 @@
               <w:bottom w:val="single" w:sz="4" w:space="0" w:color="auto"/>
               <w:right w:val="single" w:sz="4" w:space="0" w:color="auto"/>
             </w:tcBorders>
-            <w:shd w:val="clear" w:color="auto" w:fill="auto"/>
-            <w:noWrap/>
-            <w:vAlign w:val="bottom"/>
-            <w:hideMark/>
-          </w:tcPr>
-          <w:p>
-            <w:pPr>
-              <w:spacing w:after="0" w:line="240" w:lineRule="auto"/>
-              <w:jc w:val="center"/>
-              <w:rPr>
-                <w:rFonts w:ascii="Arial" w:eastAsia="Times New Roman" w:hAnsi="Arial" w:cs="Arial"/>
-                <w:color w:val="000000"/>
-                <w:lang w:eastAsia="es-CO"/>
-              </w:rPr>
-            </w:pPr>
-            <w:r>
-              <w:rPr>
-                <w:rFonts w:ascii="Arial" w:eastAsia="Times New Roman" w:hAnsi="Arial" w:cs="Arial"/>
-                <w:color w:val="000000"/>
-                <w:lang w:eastAsia="es-CO"/>
-              </w:rPr>
-              <w:t>6%</w:t>
+            <w:noWrap/>
+            <w:vAlign w:val="bottom"/>
+            <w:hideMark/>
+          </w:tcPr>
+          <w:p>
+            <w:pPr>
+              <w:spacing w:after="0" w:line="240" w:lineRule="auto"/>
+              <w:jc w:val="center"/>
+              <w:rPr>
+                <w:rFonts w:ascii="Arial" w:eastAsia="Times New Roman" w:hAnsi="Arial" w:cs="Arial"/>
+                <w:color w:val="000000"/>
+                <w:lang w:eastAsia="es-CO"/>
+              </w:rPr>
+            </w:pPr>
+            <w:r>
+              <w:rPr>
+                <w:rFonts w:ascii="Arial" w:eastAsia="Times New Roman" w:hAnsi="Arial" w:cs="Arial"/>
+                <w:color w:val="000000"/>
+                <w:lang w:eastAsia="es-CO"/>
+              </w:rPr>
+              <w:t>6</w:t>
+            </w:r>
+            <w:r>
+              <w:rPr>
+                <w:rFonts w:ascii="Arial" w:eastAsia="Times New Roman" w:hAnsi="Arial" w:cs="Arial"/>
+                <w:color w:val="000000"/>
+                <w:lang w:eastAsia="es-CO"/>
+              </w:rPr>
+              <w:t xml:space="preserve"> </w:t>
+            </w:r>
+            <w:r>
+              <w:rPr>
+                <w:rFonts w:ascii="Arial" w:eastAsia="Times New Roman" w:hAnsi="Arial" w:cs="Arial"/>
+                <w:color w:val="000000"/>
+                <w:lang w:eastAsia="es-CO"/>
+              </w:rPr>
+              <w:t>%</w:t>
             </w:r>
           </w:p>
         </w:tc>
@@ -7872,7 +7887,6 @@
               <w:bottom w:val="single" w:sz="4" w:space="0" w:color="auto"/>
               <w:right w:val="single" w:sz="4" w:space="0" w:color="auto"/>
             </w:tcBorders>
-            <w:shd w:val="clear" w:color="auto" w:fill="auto"/>
             <w:noWrap/>
             <w:vAlign w:val="bottom"/>
             <w:hideMark/>
@@ -7906,7 +7920,6 @@
               <w:bottom w:val="single" w:sz="4" w:space="0" w:color="auto"/>
               <w:right w:val="single" w:sz="4" w:space="0" w:color="auto"/>
             </w:tcBorders>
-            <w:shd w:val="clear" w:color="auto" w:fill="auto"/>
             <w:noWrap/>
             <w:vAlign w:val="bottom"/>
             <w:hideMark/>
@@ -7946,28 +7959,43 @@
               <w:bottom w:val="single" w:sz="4" w:space="0" w:color="auto"/>
               <w:right w:val="single" w:sz="4" w:space="0" w:color="auto"/>
             </w:tcBorders>
-            <w:shd w:val="clear" w:color="auto" w:fill="auto"/>
-            <w:noWrap/>
-            <w:vAlign w:val="bottom"/>
-            <w:hideMark/>
-          </w:tcPr>
-          <w:p>
-            <w:pPr>
-              <w:spacing w:after="0" w:line="240" w:lineRule="auto"/>
-              <w:jc w:val="center"/>
-              <w:rPr>
-                <w:rFonts w:ascii="Arial" w:eastAsia="Times New Roman" w:hAnsi="Arial" w:cs="Arial"/>
-                <w:color w:val="000000"/>
-                <w:lang w:eastAsia="es-CO"/>
-              </w:rPr>
-            </w:pPr>
-            <w:r>
-              <w:rPr>
-                <w:rFonts w:ascii="Arial" w:eastAsia="Times New Roman" w:hAnsi="Arial" w:cs="Arial"/>
-                <w:color w:val="000000"/>
-                <w:lang w:eastAsia="es-CO"/>
-              </w:rPr>
-              <w:t>7%</w:t>
+            <w:noWrap/>
+            <w:vAlign w:val="bottom"/>
+            <w:hideMark/>
+          </w:tcPr>
+          <w:p>
+            <w:pPr>
+              <w:spacing w:after="0" w:line="240" w:lineRule="auto"/>
+              <w:jc w:val="center"/>
+              <w:rPr>
+                <w:rFonts w:ascii="Arial" w:eastAsia="Times New Roman" w:hAnsi="Arial" w:cs="Arial"/>
+                <w:color w:val="000000"/>
+                <w:lang w:eastAsia="es-CO"/>
+              </w:rPr>
+            </w:pPr>
+            <w:r>
+              <w:rPr>
+                <w:rFonts w:ascii="Arial" w:eastAsia="Times New Roman" w:hAnsi="Arial" w:cs="Arial"/>
+                <w:color w:val="000000"/>
+                <w:lang w:eastAsia="es-CO"/>
+              </w:rPr>
+              <w:t>7</w:t>
+            </w:r>
+            <w:r>
+              <w:rPr>
+                <w:rFonts w:ascii="Arial" w:eastAsia="Times New Roman" w:hAnsi="Arial" w:cs="Arial"/>
+                <w:color w:val="000000"/>
+                <w:lang w:eastAsia="es-CO"/>
+              </w:rPr>
+              <w:t xml:space="preserve"> </w:t>
+            </w:r>
+            <w:r>
+              <w:rPr>
+                <w:rFonts w:ascii="Arial" w:eastAsia="Times New Roman" w:hAnsi="Arial" w:cs="Arial"/>
+                <w:color w:val="000000"/>
+                <w:lang w:eastAsia="es-CO"/>
+              </w:rPr>
+              <w:t>%</w:t>
             </w:r>
           </w:p>
         </w:tc>
@@ -7980,7 +8008,6 @@
               <w:bottom w:val="single" w:sz="4" w:space="0" w:color="auto"/>
               <w:right w:val="single" w:sz="4" w:space="0" w:color="auto"/>
             </w:tcBorders>
-            <w:shd w:val="clear" w:color="auto" w:fill="auto"/>
             <w:noWrap/>
             <w:vAlign w:val="bottom"/>
             <w:hideMark/>
@@ -8014,7 +8041,6 @@
               <w:bottom w:val="single" w:sz="4" w:space="0" w:color="auto"/>
               <w:right w:val="single" w:sz="4" w:space="0" w:color="auto"/>
             </w:tcBorders>
-            <w:shd w:val="clear" w:color="auto" w:fill="auto"/>
             <w:noWrap/>
             <w:vAlign w:val="bottom"/>
             <w:hideMark/>
@@ -8054,28 +8080,43 @@
               <w:bottom w:val="single" w:sz="4" w:space="0" w:color="auto"/>
               <w:right w:val="single" w:sz="4" w:space="0" w:color="auto"/>
             </w:tcBorders>
-            <w:shd w:val="clear" w:color="auto" w:fill="auto"/>
-            <w:noWrap/>
-            <w:vAlign w:val="bottom"/>
-            <w:hideMark/>
-          </w:tcPr>
-          <w:p>
-            <w:pPr>
-              <w:spacing w:after="0" w:line="240" w:lineRule="auto"/>
-              <w:jc w:val="center"/>
-              <w:rPr>
-                <w:rFonts w:ascii="Arial" w:eastAsia="Times New Roman" w:hAnsi="Arial" w:cs="Arial"/>
-                <w:color w:val="000000"/>
-                <w:lang w:eastAsia="es-CO"/>
-              </w:rPr>
-            </w:pPr>
-            <w:r>
-              <w:rPr>
-                <w:rFonts w:ascii="Arial" w:eastAsia="Times New Roman" w:hAnsi="Arial" w:cs="Arial"/>
-                <w:color w:val="000000"/>
-                <w:lang w:eastAsia="es-CO"/>
-              </w:rPr>
-              <w:t>8%</w:t>
+            <w:noWrap/>
+            <w:vAlign w:val="bottom"/>
+            <w:hideMark/>
+          </w:tcPr>
+          <w:p>
+            <w:pPr>
+              <w:spacing w:after="0" w:line="240" w:lineRule="auto"/>
+              <w:jc w:val="center"/>
+              <w:rPr>
+                <w:rFonts w:ascii="Arial" w:eastAsia="Times New Roman" w:hAnsi="Arial" w:cs="Arial"/>
+                <w:color w:val="000000"/>
+                <w:lang w:eastAsia="es-CO"/>
+              </w:rPr>
+            </w:pPr>
+            <w:r>
+              <w:rPr>
+                <w:rFonts w:ascii="Arial" w:eastAsia="Times New Roman" w:hAnsi="Arial" w:cs="Arial"/>
+                <w:color w:val="000000"/>
+                <w:lang w:eastAsia="es-CO"/>
+              </w:rPr>
+              <w:t>8</w:t>
+            </w:r>
+            <w:r>
+              <w:rPr>
+                <w:rFonts w:ascii="Arial" w:eastAsia="Times New Roman" w:hAnsi="Arial" w:cs="Arial"/>
+                <w:color w:val="000000"/>
+                <w:lang w:eastAsia="es-CO"/>
+              </w:rPr>
+              <w:t xml:space="preserve"> </w:t>
+            </w:r>
+            <w:r>
+              <w:rPr>
+                <w:rFonts w:ascii="Arial" w:eastAsia="Times New Roman" w:hAnsi="Arial" w:cs="Arial"/>
+                <w:color w:val="000000"/>
+                <w:lang w:eastAsia="es-CO"/>
+              </w:rPr>
+              <w:t>%</w:t>
             </w:r>
           </w:p>
         </w:tc>
@@ -8088,7 +8129,6 @@
               <w:bottom w:val="single" w:sz="4" w:space="0" w:color="auto"/>
               <w:right w:val="single" w:sz="4" w:space="0" w:color="auto"/>
             </w:tcBorders>
-            <w:shd w:val="clear" w:color="auto" w:fill="auto"/>
             <w:noWrap/>
             <w:vAlign w:val="bottom"/>
             <w:hideMark/>
@@ -8122,7 +8162,6 @@
               <w:bottom w:val="single" w:sz="4" w:space="0" w:color="auto"/>
               <w:right w:val="single" w:sz="4" w:space="0" w:color="auto"/>
             </w:tcBorders>
-            <w:shd w:val="clear" w:color="auto" w:fill="auto"/>
             <w:noWrap/>
             <w:vAlign w:val="bottom"/>
             <w:hideMark/>
@@ -8162,28 +8201,43 @@
               <w:bottom w:val="single" w:sz="4" w:space="0" w:color="auto"/>
               <w:right w:val="single" w:sz="4" w:space="0" w:color="auto"/>
             </w:tcBorders>
-            <w:shd w:val="clear" w:color="auto" w:fill="auto"/>
-            <w:noWrap/>
-            <w:vAlign w:val="bottom"/>
-            <w:hideMark/>
-          </w:tcPr>
-          <w:p>
-            <w:pPr>
-              <w:spacing w:after="0" w:line="240" w:lineRule="auto"/>
-              <w:jc w:val="center"/>
-              <w:rPr>
-                <w:rFonts w:ascii="Arial" w:eastAsia="Times New Roman" w:hAnsi="Arial" w:cs="Arial"/>
-                <w:color w:val="000000"/>
-                <w:lang w:eastAsia="es-CO"/>
-              </w:rPr>
-            </w:pPr>
-            <w:r>
-              <w:rPr>
-                <w:rFonts w:ascii="Arial" w:eastAsia="Times New Roman" w:hAnsi="Arial" w:cs="Arial"/>
-                <w:color w:val="000000"/>
-                <w:lang w:eastAsia="es-CO"/>
-              </w:rPr>
-              <w:t>9%</w:t>
+            <w:noWrap/>
+            <w:vAlign w:val="bottom"/>
+            <w:hideMark/>
+          </w:tcPr>
+          <w:p>
+            <w:pPr>
+              <w:spacing w:after="0" w:line="240" w:lineRule="auto"/>
+              <w:jc w:val="center"/>
+              <w:rPr>
+                <w:rFonts w:ascii="Arial" w:eastAsia="Times New Roman" w:hAnsi="Arial" w:cs="Arial"/>
+                <w:color w:val="000000"/>
+                <w:lang w:eastAsia="es-CO"/>
+              </w:rPr>
+            </w:pPr>
+            <w:r>
+              <w:rPr>
+                <w:rFonts w:ascii="Arial" w:eastAsia="Times New Roman" w:hAnsi="Arial" w:cs="Arial"/>
+                <w:color w:val="000000"/>
+                <w:lang w:eastAsia="es-CO"/>
+              </w:rPr>
+              <w:t>9</w:t>
+            </w:r>
+            <w:r>
+              <w:rPr>
+                <w:rFonts w:ascii="Arial" w:eastAsia="Times New Roman" w:hAnsi="Arial" w:cs="Arial"/>
+                <w:color w:val="000000"/>
+                <w:lang w:eastAsia="es-CO"/>
+              </w:rPr>
+              <w:t xml:space="preserve"> </w:t>
+            </w:r>
+            <w:r>
+              <w:rPr>
+                <w:rFonts w:ascii="Arial" w:eastAsia="Times New Roman" w:hAnsi="Arial" w:cs="Arial"/>
+                <w:color w:val="000000"/>
+                <w:lang w:eastAsia="es-CO"/>
+              </w:rPr>
+              <w:t>%</w:t>
             </w:r>
           </w:p>
         </w:tc>
@@ -8196,7 +8250,6 @@
               <w:bottom w:val="single" w:sz="4" w:space="0" w:color="auto"/>
               <w:right w:val="single" w:sz="4" w:space="0" w:color="auto"/>
             </w:tcBorders>
-            <w:shd w:val="clear" w:color="auto" w:fill="auto"/>
             <w:noWrap/>
             <w:vAlign w:val="bottom"/>
             <w:hideMark/>
@@ -8230,7 +8283,6 @@
               <w:bottom w:val="single" w:sz="4" w:space="0" w:color="auto"/>
               <w:right w:val="single" w:sz="4" w:space="0" w:color="auto"/>
             </w:tcBorders>
-            <w:shd w:val="clear" w:color="auto" w:fill="auto"/>
             <w:noWrap/>
             <w:vAlign w:val="bottom"/>
             <w:hideMark/>
@@ -8270,28 +8322,43 @@
               <w:bottom w:val="single" w:sz="4" w:space="0" w:color="auto"/>
               <w:right w:val="single" w:sz="4" w:space="0" w:color="auto"/>
             </w:tcBorders>
-            <w:shd w:val="clear" w:color="auto" w:fill="auto"/>
-            <w:noWrap/>
-            <w:vAlign w:val="bottom"/>
-            <w:hideMark/>
-          </w:tcPr>
-          <w:p>
-            <w:pPr>
-              <w:spacing w:after="0" w:line="240" w:lineRule="auto"/>
-              <w:jc w:val="center"/>
-              <w:rPr>
-                <w:rFonts w:ascii="Arial" w:eastAsia="Times New Roman" w:hAnsi="Arial" w:cs="Arial"/>
-                <w:color w:val="000000"/>
-                <w:lang w:eastAsia="es-CO"/>
-              </w:rPr>
-            </w:pPr>
-            <w:r>
-              <w:rPr>
-                <w:rFonts w:ascii="Arial" w:eastAsia="Times New Roman" w:hAnsi="Arial" w:cs="Arial"/>
-                <w:color w:val="000000"/>
-                <w:lang w:eastAsia="es-CO"/>
-              </w:rPr>
-              <w:t>10%</w:t>
+            <w:noWrap/>
+            <w:vAlign w:val="bottom"/>
+            <w:hideMark/>
+          </w:tcPr>
+          <w:p>
+            <w:pPr>
+              <w:spacing w:after="0" w:line="240" w:lineRule="auto"/>
+              <w:jc w:val="center"/>
+              <w:rPr>
+                <w:rFonts w:ascii="Arial" w:eastAsia="Times New Roman" w:hAnsi="Arial" w:cs="Arial"/>
+                <w:color w:val="000000"/>
+                <w:lang w:eastAsia="es-CO"/>
+              </w:rPr>
+            </w:pPr>
+            <w:r>
+              <w:rPr>
+                <w:rFonts w:ascii="Arial" w:eastAsia="Times New Roman" w:hAnsi="Arial" w:cs="Arial"/>
+                <w:color w:val="000000"/>
+                <w:lang w:eastAsia="es-CO"/>
+              </w:rPr>
+              <w:t>10</w:t>
+            </w:r>
+            <w:r>
+              <w:rPr>
+                <w:rFonts w:ascii="Arial" w:eastAsia="Times New Roman" w:hAnsi="Arial" w:cs="Arial"/>
+                <w:color w:val="000000"/>
+                <w:lang w:eastAsia="es-CO"/>
+              </w:rPr>
+              <w:t xml:space="preserve"> </w:t>
+            </w:r>
+            <w:r>
+              <w:rPr>
+                <w:rFonts w:ascii="Arial" w:eastAsia="Times New Roman" w:hAnsi="Arial" w:cs="Arial"/>
+                <w:color w:val="000000"/>
+                <w:lang w:eastAsia="es-CO"/>
+              </w:rPr>
+              <w:t>%</w:t>
             </w:r>
           </w:p>
         </w:tc>
@@ -8304,7 +8371,6 @@
               <w:bottom w:val="single" w:sz="4" w:space="0" w:color="auto"/>
               <w:right w:val="single" w:sz="4" w:space="0" w:color="auto"/>
             </w:tcBorders>
-            <w:shd w:val="clear" w:color="auto" w:fill="auto"/>
             <w:noWrap/>
             <w:vAlign w:val="bottom"/>
             <w:hideMark/>
@@ -8338,7 +8404,6 @@
               <w:bottom w:val="single" w:sz="4" w:space="0" w:color="auto"/>
               <w:right w:val="single" w:sz="4" w:space="0" w:color="auto"/>
             </w:tcBorders>
-            <w:shd w:val="clear" w:color="auto" w:fill="auto"/>
             <w:noWrap/>
             <w:vAlign w:val="bottom"/>
             <w:hideMark/>
@@ -8378,28 +8443,43 @@
               <w:bottom w:val="single" w:sz="4" w:space="0" w:color="auto"/>
               <w:right w:val="single" w:sz="4" w:space="0" w:color="auto"/>
             </w:tcBorders>
-            <w:shd w:val="clear" w:color="auto" w:fill="auto"/>
-            <w:noWrap/>
-            <w:vAlign w:val="bottom"/>
-            <w:hideMark/>
-          </w:tcPr>
-          <w:p>
-            <w:pPr>
-              <w:spacing w:after="0" w:line="240" w:lineRule="auto"/>
-              <w:jc w:val="center"/>
-              <w:rPr>
-                <w:rFonts w:ascii="Arial" w:eastAsia="Times New Roman" w:hAnsi="Arial" w:cs="Arial"/>
-                <w:color w:val="000000"/>
-                <w:lang w:eastAsia="es-CO"/>
-              </w:rPr>
-            </w:pPr>
-            <w:r>
-              <w:rPr>
-                <w:rFonts w:ascii="Arial" w:eastAsia="Times New Roman" w:hAnsi="Arial" w:cs="Arial"/>
-                <w:color w:val="000000"/>
-                <w:lang w:eastAsia="es-CO"/>
-              </w:rPr>
-              <w:t>11%</w:t>
+            <w:noWrap/>
+            <w:vAlign w:val="bottom"/>
+            <w:hideMark/>
+          </w:tcPr>
+          <w:p>
+            <w:pPr>
+              <w:spacing w:after="0" w:line="240" w:lineRule="auto"/>
+              <w:jc w:val="center"/>
+              <w:rPr>
+                <w:rFonts w:ascii="Arial" w:eastAsia="Times New Roman" w:hAnsi="Arial" w:cs="Arial"/>
+                <w:color w:val="000000"/>
+                <w:lang w:eastAsia="es-CO"/>
+              </w:rPr>
+            </w:pPr>
+            <w:r>
+              <w:rPr>
+                <w:rFonts w:ascii="Arial" w:eastAsia="Times New Roman" w:hAnsi="Arial" w:cs="Arial"/>
+                <w:color w:val="000000"/>
+                <w:lang w:eastAsia="es-CO"/>
+              </w:rPr>
+              <w:t>11</w:t>
+            </w:r>
+            <w:r>
+              <w:rPr>
+                <w:rFonts w:ascii="Arial" w:eastAsia="Times New Roman" w:hAnsi="Arial" w:cs="Arial"/>
+                <w:color w:val="000000"/>
+                <w:lang w:eastAsia="es-CO"/>
+              </w:rPr>
+              <w:t xml:space="preserve"> </w:t>
+            </w:r>
+            <w:r>
+              <w:rPr>
+                <w:rFonts w:ascii="Arial" w:eastAsia="Times New Roman" w:hAnsi="Arial" w:cs="Arial"/>
+                <w:color w:val="000000"/>
+                <w:lang w:eastAsia="es-CO"/>
+              </w:rPr>
+              <w:t>%</w:t>
             </w:r>
           </w:p>
         </w:tc>
@@ -8412,7 +8492,6 @@
               <w:bottom w:val="single" w:sz="4" w:space="0" w:color="auto"/>
               <w:right w:val="single" w:sz="4" w:space="0" w:color="auto"/>
             </w:tcBorders>
-            <w:shd w:val="clear" w:color="auto" w:fill="auto"/>
             <w:noWrap/>
             <w:vAlign w:val="bottom"/>
             <w:hideMark/>
@@ -8446,7 +8525,6 @@
               <w:bottom w:val="single" w:sz="4" w:space="0" w:color="auto"/>
               <w:right w:val="single" w:sz="4" w:space="0" w:color="auto"/>
             </w:tcBorders>
-            <w:shd w:val="clear" w:color="auto" w:fill="auto"/>
             <w:noWrap/>
             <w:vAlign w:val="bottom"/>
             <w:hideMark/>
@@ -8486,28 +8564,43 @@
               <w:bottom w:val="single" w:sz="4" w:space="0" w:color="auto"/>
               <w:right w:val="single" w:sz="4" w:space="0" w:color="auto"/>
             </w:tcBorders>
-            <w:shd w:val="clear" w:color="auto" w:fill="auto"/>
-            <w:noWrap/>
-            <w:vAlign w:val="bottom"/>
-            <w:hideMark/>
-          </w:tcPr>
-          <w:p>
-            <w:pPr>
-              <w:spacing w:after="0" w:line="240" w:lineRule="auto"/>
-              <w:jc w:val="center"/>
-              <w:rPr>
-                <w:rFonts w:ascii="Arial" w:eastAsia="Times New Roman" w:hAnsi="Arial" w:cs="Arial"/>
-                <w:color w:val="000000"/>
-                <w:lang w:eastAsia="es-CO"/>
-              </w:rPr>
-            </w:pPr>
-            <w:r>
-              <w:rPr>
-                <w:rFonts w:ascii="Arial" w:eastAsia="Times New Roman" w:hAnsi="Arial" w:cs="Arial"/>
-                <w:color w:val="000000"/>
-                <w:lang w:eastAsia="es-CO"/>
-              </w:rPr>
-              <w:t>12%</w:t>
+            <w:noWrap/>
+            <w:vAlign w:val="bottom"/>
+            <w:hideMark/>
+          </w:tcPr>
+          <w:p>
+            <w:pPr>
+              <w:spacing w:after="0" w:line="240" w:lineRule="auto"/>
+              <w:jc w:val="center"/>
+              <w:rPr>
+                <w:rFonts w:ascii="Arial" w:eastAsia="Times New Roman" w:hAnsi="Arial" w:cs="Arial"/>
+                <w:color w:val="000000"/>
+                <w:lang w:eastAsia="es-CO"/>
+              </w:rPr>
+            </w:pPr>
+            <w:r>
+              <w:rPr>
+                <w:rFonts w:ascii="Arial" w:eastAsia="Times New Roman" w:hAnsi="Arial" w:cs="Arial"/>
+                <w:color w:val="000000"/>
+                <w:lang w:eastAsia="es-CO"/>
+              </w:rPr>
+              <w:t>12</w:t>
+            </w:r>
+            <w:r>
+              <w:rPr>
+                <w:rFonts w:ascii="Arial" w:eastAsia="Times New Roman" w:hAnsi="Arial" w:cs="Arial"/>
+                <w:color w:val="000000"/>
+                <w:lang w:eastAsia="es-CO"/>
+              </w:rPr>
+              <w:t xml:space="preserve"> </w:t>
+            </w:r>
+            <w:r>
+              <w:rPr>
+                <w:rFonts w:ascii="Arial" w:eastAsia="Times New Roman" w:hAnsi="Arial" w:cs="Arial"/>
+                <w:color w:val="000000"/>
+                <w:lang w:eastAsia="es-CO"/>
+              </w:rPr>
+              <w:t>%</w:t>
             </w:r>
           </w:p>
         </w:tc>
@@ -8520,7 +8613,6 @@
               <w:bottom w:val="single" w:sz="4" w:space="0" w:color="auto"/>
               <w:right w:val="single" w:sz="4" w:space="0" w:color="auto"/>
             </w:tcBorders>
-            <w:shd w:val="clear" w:color="auto" w:fill="auto"/>
             <w:noWrap/>
             <w:vAlign w:val="bottom"/>
             <w:hideMark/>
@@ -8554,7 +8646,6 @@
               <w:bottom w:val="single" w:sz="4" w:space="0" w:color="auto"/>
               <w:right w:val="single" w:sz="4" w:space="0" w:color="auto"/>
             </w:tcBorders>
-            <w:shd w:val="clear" w:color="auto" w:fill="auto"/>
             <w:noWrap/>
             <w:vAlign w:val="bottom"/>
             <w:hideMark/>
@@ -8594,28 +8685,43 @@
               <w:bottom w:val="single" w:sz="4" w:space="0" w:color="auto"/>
               <w:right w:val="single" w:sz="4" w:space="0" w:color="auto"/>
             </w:tcBorders>
-            <w:shd w:val="clear" w:color="auto" w:fill="auto"/>
-            <w:noWrap/>
-            <w:vAlign w:val="bottom"/>
-            <w:hideMark/>
-          </w:tcPr>
-          <w:p>
-            <w:pPr>
-              <w:spacing w:after="0" w:line="240" w:lineRule="auto"/>
-              <w:jc w:val="center"/>
-              <w:rPr>
-                <w:rFonts w:ascii="Arial" w:eastAsia="Times New Roman" w:hAnsi="Arial" w:cs="Arial"/>
-                <w:color w:val="000000"/>
-                <w:lang w:eastAsia="es-CO"/>
-              </w:rPr>
-            </w:pPr>
-            <w:r>
-              <w:rPr>
-                <w:rFonts w:ascii="Arial" w:eastAsia="Times New Roman" w:hAnsi="Arial" w:cs="Arial"/>
-                <w:color w:val="000000"/>
-                <w:lang w:eastAsia="es-CO"/>
-              </w:rPr>
-              <w:t>13%</w:t>
+            <w:noWrap/>
+            <w:vAlign w:val="bottom"/>
+            <w:hideMark/>
+          </w:tcPr>
+          <w:p>
+            <w:pPr>
+              <w:spacing w:after="0" w:line="240" w:lineRule="auto"/>
+              <w:jc w:val="center"/>
+              <w:rPr>
+                <w:rFonts w:ascii="Arial" w:eastAsia="Times New Roman" w:hAnsi="Arial" w:cs="Arial"/>
+                <w:color w:val="000000"/>
+                <w:lang w:eastAsia="es-CO"/>
+              </w:rPr>
+            </w:pPr>
+            <w:r>
+              <w:rPr>
+                <w:rFonts w:ascii="Arial" w:eastAsia="Times New Roman" w:hAnsi="Arial" w:cs="Arial"/>
+                <w:color w:val="000000"/>
+                <w:lang w:eastAsia="es-CO"/>
+              </w:rPr>
+              <w:t>13</w:t>
+            </w:r>
+            <w:r>
+              <w:rPr>
+                <w:rFonts w:ascii="Arial" w:eastAsia="Times New Roman" w:hAnsi="Arial" w:cs="Arial"/>
+                <w:color w:val="000000"/>
+                <w:lang w:eastAsia="es-CO"/>
+              </w:rPr>
+              <w:t xml:space="preserve"> </w:t>
+            </w:r>
+            <w:r>
+              <w:rPr>
+                <w:rFonts w:ascii="Arial" w:eastAsia="Times New Roman" w:hAnsi="Arial" w:cs="Arial"/>
+                <w:color w:val="000000"/>
+                <w:lang w:eastAsia="es-CO"/>
+              </w:rPr>
+              <w:t>%</w:t>
             </w:r>
           </w:p>
         </w:tc>
@@ -8628,7 +8734,6 @@
               <w:bottom w:val="single" w:sz="4" w:space="0" w:color="auto"/>
               <w:right w:val="single" w:sz="4" w:space="0" w:color="auto"/>
             </w:tcBorders>
-            <w:shd w:val="clear" w:color="auto" w:fill="auto"/>
             <w:noWrap/>
             <w:vAlign w:val="bottom"/>
             <w:hideMark/>
@@ -8662,7 +8767,6 @@
               <w:bottom w:val="single" w:sz="4" w:space="0" w:color="auto"/>
               <w:right w:val="single" w:sz="4" w:space="0" w:color="auto"/>
             </w:tcBorders>
-            <w:shd w:val="clear" w:color="auto" w:fill="auto"/>
             <w:noWrap/>
             <w:vAlign w:val="bottom"/>
             <w:hideMark/>
@@ -8702,28 +8806,43 @@
               <w:bottom w:val="single" w:sz="4" w:space="0" w:color="auto"/>
               <w:right w:val="single" w:sz="4" w:space="0" w:color="auto"/>
             </w:tcBorders>
-            <w:shd w:val="clear" w:color="auto" w:fill="auto"/>
-            <w:noWrap/>
-            <w:vAlign w:val="bottom"/>
-            <w:hideMark/>
-          </w:tcPr>
-          <w:p>
-            <w:pPr>
-              <w:spacing w:after="0" w:line="240" w:lineRule="auto"/>
-              <w:jc w:val="center"/>
-              <w:rPr>
-                <w:rFonts w:ascii="Arial" w:eastAsia="Times New Roman" w:hAnsi="Arial" w:cs="Arial"/>
-                <w:color w:val="000000"/>
-                <w:lang w:eastAsia="es-CO"/>
-              </w:rPr>
-            </w:pPr>
-            <w:r>
-              <w:rPr>
-                <w:rFonts w:ascii="Arial" w:eastAsia="Times New Roman" w:hAnsi="Arial" w:cs="Arial"/>
-                <w:color w:val="000000"/>
-                <w:lang w:eastAsia="es-CO"/>
-              </w:rPr>
-              <w:t>14%</w:t>
+            <w:noWrap/>
+            <w:vAlign w:val="bottom"/>
+            <w:hideMark/>
+          </w:tcPr>
+          <w:p>
+            <w:pPr>
+              <w:spacing w:after="0" w:line="240" w:lineRule="auto"/>
+              <w:jc w:val="center"/>
+              <w:rPr>
+                <w:rFonts w:ascii="Arial" w:eastAsia="Times New Roman" w:hAnsi="Arial" w:cs="Arial"/>
+                <w:color w:val="000000"/>
+                <w:lang w:eastAsia="es-CO"/>
+              </w:rPr>
+            </w:pPr>
+            <w:r>
+              <w:rPr>
+                <w:rFonts w:ascii="Arial" w:eastAsia="Times New Roman" w:hAnsi="Arial" w:cs="Arial"/>
+                <w:color w:val="000000"/>
+                <w:lang w:eastAsia="es-CO"/>
+              </w:rPr>
+              <w:t>14</w:t>
+            </w:r>
+            <w:r>
+              <w:rPr>
+                <w:rFonts w:ascii="Arial" w:eastAsia="Times New Roman" w:hAnsi="Arial" w:cs="Arial"/>
+                <w:color w:val="000000"/>
+                <w:lang w:eastAsia="es-CO"/>
+              </w:rPr>
+              <w:t xml:space="preserve"> </w:t>
+            </w:r>
+            <w:r>
+              <w:rPr>
+                <w:rFonts w:ascii="Arial" w:eastAsia="Times New Roman" w:hAnsi="Arial" w:cs="Arial"/>
+                <w:color w:val="000000"/>
+                <w:lang w:eastAsia="es-CO"/>
+              </w:rPr>
+              <w:t>%</w:t>
             </w:r>
           </w:p>
         </w:tc>
@@ -8736,7 +8855,6 @@
               <w:bottom w:val="single" w:sz="4" w:space="0" w:color="auto"/>
               <w:right w:val="single" w:sz="4" w:space="0" w:color="auto"/>
             </w:tcBorders>
-            <w:shd w:val="clear" w:color="auto" w:fill="auto"/>
             <w:noWrap/>
             <w:vAlign w:val="bottom"/>
             <w:hideMark/>
@@ -8770,7 +8888,6 @@
               <w:bottom w:val="single" w:sz="4" w:space="0" w:color="auto"/>
               <w:right w:val="single" w:sz="4" w:space="0" w:color="auto"/>
             </w:tcBorders>
-            <w:shd w:val="clear" w:color="auto" w:fill="auto"/>
             <w:noWrap/>
             <w:vAlign w:val="bottom"/>
             <w:hideMark/>
@@ -8810,28 +8927,43 @@
               <w:bottom w:val="single" w:sz="4" w:space="0" w:color="auto"/>
               <w:right w:val="single" w:sz="4" w:space="0" w:color="auto"/>
             </w:tcBorders>
-            <w:shd w:val="clear" w:color="auto" w:fill="auto"/>
-            <w:noWrap/>
-            <w:vAlign w:val="bottom"/>
-            <w:hideMark/>
-          </w:tcPr>
-          <w:p>
-            <w:pPr>
-              <w:spacing w:after="0" w:line="240" w:lineRule="auto"/>
-              <w:jc w:val="center"/>
-              <w:rPr>
-                <w:rFonts w:ascii="Arial" w:eastAsia="Times New Roman" w:hAnsi="Arial" w:cs="Arial"/>
-                <w:color w:val="000000"/>
-                <w:lang w:eastAsia="es-CO"/>
-              </w:rPr>
-            </w:pPr>
-            <w:r>
-              <w:rPr>
-                <w:rFonts w:ascii="Arial" w:eastAsia="Times New Roman" w:hAnsi="Arial" w:cs="Arial"/>
-                <w:color w:val="000000"/>
-                <w:lang w:eastAsia="es-CO"/>
-              </w:rPr>
-              <w:t>15%</w:t>
+            <w:noWrap/>
+            <w:vAlign w:val="bottom"/>
+            <w:hideMark/>
+          </w:tcPr>
+          <w:p>
+            <w:pPr>
+              <w:spacing w:after="0" w:line="240" w:lineRule="auto"/>
+              <w:jc w:val="center"/>
+              <w:rPr>
+                <w:rFonts w:ascii="Arial" w:eastAsia="Times New Roman" w:hAnsi="Arial" w:cs="Arial"/>
+                <w:color w:val="000000"/>
+                <w:lang w:eastAsia="es-CO"/>
+              </w:rPr>
+            </w:pPr>
+            <w:r>
+              <w:rPr>
+                <w:rFonts w:ascii="Arial" w:eastAsia="Times New Roman" w:hAnsi="Arial" w:cs="Arial"/>
+                <w:color w:val="000000"/>
+                <w:lang w:eastAsia="es-CO"/>
+              </w:rPr>
+              <w:t>15</w:t>
+            </w:r>
+            <w:r>
+              <w:rPr>
+                <w:rFonts w:ascii="Arial" w:eastAsia="Times New Roman" w:hAnsi="Arial" w:cs="Arial"/>
+                <w:color w:val="000000"/>
+                <w:lang w:eastAsia="es-CO"/>
+              </w:rPr>
+              <w:t xml:space="preserve"> </w:t>
+            </w:r>
+            <w:r>
+              <w:rPr>
+                <w:rFonts w:ascii="Arial" w:eastAsia="Times New Roman" w:hAnsi="Arial" w:cs="Arial"/>
+                <w:color w:val="000000"/>
+                <w:lang w:eastAsia="es-CO"/>
+              </w:rPr>
+              <w:t>%</w:t>
             </w:r>
           </w:p>
         </w:tc>
@@ -8844,7 +8976,6 @@
               <w:bottom w:val="single" w:sz="4" w:space="0" w:color="auto"/>
               <w:right w:val="single" w:sz="4" w:space="0" w:color="auto"/>
             </w:tcBorders>
-            <w:shd w:val="clear" w:color="auto" w:fill="auto"/>
             <w:noWrap/>
             <w:vAlign w:val="bottom"/>
             <w:hideMark/>
@@ -8878,7 +9009,6 @@
               <w:bottom w:val="single" w:sz="4" w:space="0" w:color="auto"/>
               <w:right w:val="single" w:sz="4" w:space="0" w:color="auto"/>
             </w:tcBorders>
-            <w:shd w:val="clear" w:color="auto" w:fill="auto"/>
             <w:noWrap/>
             <w:vAlign w:val="bottom"/>
             <w:hideMark/>
@@ -8918,28 +9048,43 @@
               <w:bottom w:val="single" w:sz="4" w:space="0" w:color="auto"/>
               <w:right w:val="single" w:sz="4" w:space="0" w:color="auto"/>
             </w:tcBorders>
-            <w:shd w:val="clear" w:color="auto" w:fill="auto"/>
-            <w:noWrap/>
-            <w:vAlign w:val="bottom"/>
-            <w:hideMark/>
-          </w:tcPr>
-          <w:p>
-            <w:pPr>
-              <w:spacing w:after="0" w:line="240" w:lineRule="auto"/>
-              <w:jc w:val="center"/>
-              <w:rPr>
-                <w:rFonts w:ascii="Arial" w:eastAsia="Times New Roman" w:hAnsi="Arial" w:cs="Arial"/>
-                <w:color w:val="000000"/>
-                <w:lang w:eastAsia="es-CO"/>
-              </w:rPr>
-            </w:pPr>
-            <w:r>
-              <w:rPr>
-                <w:rFonts w:ascii="Arial" w:eastAsia="Times New Roman" w:hAnsi="Arial" w:cs="Arial"/>
-                <w:color w:val="000000"/>
-                <w:lang w:eastAsia="es-CO"/>
-              </w:rPr>
-              <w:t>16%</w:t>
+            <w:noWrap/>
+            <w:vAlign w:val="bottom"/>
+            <w:hideMark/>
+          </w:tcPr>
+          <w:p>
+            <w:pPr>
+              <w:spacing w:after="0" w:line="240" w:lineRule="auto"/>
+              <w:jc w:val="center"/>
+              <w:rPr>
+                <w:rFonts w:ascii="Arial" w:eastAsia="Times New Roman" w:hAnsi="Arial" w:cs="Arial"/>
+                <w:color w:val="000000"/>
+                <w:lang w:eastAsia="es-CO"/>
+              </w:rPr>
+            </w:pPr>
+            <w:r>
+              <w:rPr>
+                <w:rFonts w:ascii="Arial" w:eastAsia="Times New Roman" w:hAnsi="Arial" w:cs="Arial"/>
+                <w:color w:val="000000"/>
+                <w:lang w:eastAsia="es-CO"/>
+              </w:rPr>
+              <w:t>16</w:t>
+            </w:r>
+            <w:r>
+              <w:rPr>
+                <w:rFonts w:ascii="Arial" w:eastAsia="Times New Roman" w:hAnsi="Arial" w:cs="Arial"/>
+                <w:color w:val="000000"/>
+                <w:lang w:eastAsia="es-CO"/>
+              </w:rPr>
+              <w:t xml:space="preserve"> </w:t>
+            </w:r>
+            <w:r>
+              <w:rPr>
+                <w:rFonts w:ascii="Arial" w:eastAsia="Times New Roman" w:hAnsi="Arial" w:cs="Arial"/>
+                <w:color w:val="000000"/>
+                <w:lang w:eastAsia="es-CO"/>
+              </w:rPr>
+              <w:t>%</w:t>
             </w:r>
           </w:p>
         </w:tc>
@@ -8952,7 +9097,6 @@
               <w:bottom w:val="single" w:sz="4" w:space="0" w:color="auto"/>
               <w:right w:val="single" w:sz="4" w:space="0" w:color="auto"/>
             </w:tcBorders>
-            <w:shd w:val="clear" w:color="auto" w:fill="auto"/>
             <w:noWrap/>
             <w:vAlign w:val="bottom"/>
             <w:hideMark/>
@@ -8986,7 +9130,6 @@
               <w:bottom w:val="single" w:sz="4" w:space="0" w:color="auto"/>
               <w:right w:val="single" w:sz="4" w:space="0" w:color="auto"/>
             </w:tcBorders>
-            <w:shd w:val="clear" w:color="auto" w:fill="auto"/>
             <w:noWrap/>
             <w:vAlign w:val="bottom"/>
             <w:hideMark/>
@@ -9026,28 +9169,43 @@
               <w:bottom w:val="single" w:sz="4" w:space="0" w:color="auto"/>
               <w:right w:val="single" w:sz="4" w:space="0" w:color="auto"/>
             </w:tcBorders>
-            <w:shd w:val="clear" w:color="auto" w:fill="auto"/>
-            <w:noWrap/>
-            <w:vAlign w:val="bottom"/>
-            <w:hideMark/>
-          </w:tcPr>
-          <w:p>
-            <w:pPr>
-              <w:spacing w:after="0" w:line="240" w:lineRule="auto"/>
-              <w:jc w:val="center"/>
-              <w:rPr>
-                <w:rFonts w:ascii="Arial" w:eastAsia="Times New Roman" w:hAnsi="Arial" w:cs="Arial"/>
-                <w:color w:val="000000"/>
-                <w:lang w:eastAsia="es-CO"/>
-              </w:rPr>
-            </w:pPr>
-            <w:r>
-              <w:rPr>
-                <w:rFonts w:ascii="Arial" w:eastAsia="Times New Roman" w:hAnsi="Arial" w:cs="Arial"/>
-                <w:color w:val="000000"/>
-                <w:lang w:eastAsia="es-CO"/>
-              </w:rPr>
-              <w:t>17%</w:t>
+            <w:noWrap/>
+            <w:vAlign w:val="bottom"/>
+            <w:hideMark/>
+          </w:tcPr>
+          <w:p>
+            <w:pPr>
+              <w:spacing w:after="0" w:line="240" w:lineRule="auto"/>
+              <w:jc w:val="center"/>
+              <w:rPr>
+                <w:rFonts w:ascii="Arial" w:eastAsia="Times New Roman" w:hAnsi="Arial" w:cs="Arial"/>
+                <w:color w:val="000000"/>
+                <w:lang w:eastAsia="es-CO"/>
+              </w:rPr>
+            </w:pPr>
+            <w:r>
+              <w:rPr>
+                <w:rFonts w:ascii="Arial" w:eastAsia="Times New Roman" w:hAnsi="Arial" w:cs="Arial"/>
+                <w:color w:val="000000"/>
+                <w:lang w:eastAsia="es-CO"/>
+              </w:rPr>
+              <w:t>17</w:t>
+            </w:r>
+            <w:r>
+              <w:rPr>
+                <w:rFonts w:ascii="Arial" w:eastAsia="Times New Roman" w:hAnsi="Arial" w:cs="Arial"/>
+                <w:color w:val="000000"/>
+                <w:lang w:eastAsia="es-CO"/>
+              </w:rPr>
+              <w:t xml:space="preserve"> </w:t>
+            </w:r>
+            <w:r>
+              <w:rPr>
+                <w:rFonts w:ascii="Arial" w:eastAsia="Times New Roman" w:hAnsi="Arial" w:cs="Arial"/>
+                <w:color w:val="000000"/>
+                <w:lang w:eastAsia="es-CO"/>
+              </w:rPr>
+              <w:t>%</w:t>
             </w:r>
           </w:p>
         </w:tc>
@@ -9060,7 +9218,6 @@
               <w:bottom w:val="single" w:sz="4" w:space="0" w:color="auto"/>
               <w:right w:val="single" w:sz="4" w:space="0" w:color="auto"/>
             </w:tcBorders>
-            <w:shd w:val="clear" w:color="auto" w:fill="auto"/>
             <w:noWrap/>
             <w:vAlign w:val="bottom"/>
             <w:hideMark/>
@@ -9094,7 +9251,6 @@
               <w:bottom w:val="single" w:sz="4" w:space="0" w:color="auto"/>
               <w:right w:val="single" w:sz="4" w:space="0" w:color="auto"/>
             </w:tcBorders>
-            <w:shd w:val="clear" w:color="auto" w:fill="auto"/>
             <w:noWrap/>
             <w:vAlign w:val="bottom"/>
             <w:hideMark/>
@@ -9134,28 +9290,43 @@
               <w:bottom w:val="single" w:sz="4" w:space="0" w:color="auto"/>
               <w:right w:val="single" w:sz="4" w:space="0" w:color="auto"/>
             </w:tcBorders>
-            <w:shd w:val="clear" w:color="auto" w:fill="auto"/>
-            <w:noWrap/>
-            <w:vAlign w:val="bottom"/>
-            <w:hideMark/>
-          </w:tcPr>
-          <w:p>
-            <w:pPr>
-              <w:spacing w:after="0" w:line="240" w:lineRule="auto"/>
-              <w:jc w:val="center"/>
-              <w:rPr>
-                <w:rFonts w:ascii="Arial" w:eastAsia="Times New Roman" w:hAnsi="Arial" w:cs="Arial"/>
-                <w:color w:val="000000"/>
-                <w:lang w:eastAsia="es-CO"/>
-              </w:rPr>
-            </w:pPr>
-            <w:r>
-              <w:rPr>
-                <w:rFonts w:ascii="Arial" w:eastAsia="Times New Roman" w:hAnsi="Arial" w:cs="Arial"/>
-                <w:color w:val="000000"/>
-                <w:lang w:eastAsia="es-CO"/>
-              </w:rPr>
-              <w:t>18%</w:t>
+            <w:noWrap/>
+            <w:vAlign w:val="bottom"/>
+            <w:hideMark/>
+          </w:tcPr>
+          <w:p>
+            <w:pPr>
+              <w:spacing w:after="0" w:line="240" w:lineRule="auto"/>
+              <w:jc w:val="center"/>
+              <w:rPr>
+                <w:rFonts w:ascii="Arial" w:eastAsia="Times New Roman" w:hAnsi="Arial" w:cs="Arial"/>
+                <w:color w:val="000000"/>
+                <w:lang w:eastAsia="es-CO"/>
+              </w:rPr>
+            </w:pPr>
+            <w:r>
+              <w:rPr>
+                <w:rFonts w:ascii="Arial" w:eastAsia="Times New Roman" w:hAnsi="Arial" w:cs="Arial"/>
+                <w:color w:val="000000"/>
+                <w:lang w:eastAsia="es-CO"/>
+              </w:rPr>
+              <w:t>18</w:t>
+            </w:r>
+            <w:r>
+              <w:rPr>
+                <w:rFonts w:ascii="Arial" w:eastAsia="Times New Roman" w:hAnsi="Arial" w:cs="Arial"/>
+                <w:color w:val="000000"/>
+                <w:lang w:eastAsia="es-CO"/>
+              </w:rPr>
+              <w:t xml:space="preserve"> </w:t>
+            </w:r>
+            <w:r>
+              <w:rPr>
+                <w:rFonts w:ascii="Arial" w:eastAsia="Times New Roman" w:hAnsi="Arial" w:cs="Arial"/>
+                <w:color w:val="000000"/>
+                <w:lang w:eastAsia="es-CO"/>
+              </w:rPr>
+              <w:t>%</w:t>
             </w:r>
           </w:p>
         </w:tc>
@@ -9168,7 +9339,6 @@
               <w:bottom w:val="single" w:sz="4" w:space="0" w:color="auto"/>
               <w:right w:val="single" w:sz="4" w:space="0" w:color="auto"/>
             </w:tcBorders>
-            <w:shd w:val="clear" w:color="auto" w:fill="auto"/>
             <w:noWrap/>
             <w:vAlign w:val="bottom"/>
             <w:hideMark/>
@@ -9202,7 +9372,6 @@
               <w:bottom w:val="single" w:sz="4" w:space="0" w:color="auto"/>
               <w:right w:val="single" w:sz="4" w:space="0" w:color="auto"/>
             </w:tcBorders>
-            <w:shd w:val="clear" w:color="auto" w:fill="auto"/>
             <w:noWrap/>
             <w:vAlign w:val="bottom"/>
             <w:hideMark/>
@@ -9242,28 +9411,43 @@
               <w:bottom w:val="single" w:sz="4" w:space="0" w:color="auto"/>
               <w:right w:val="single" w:sz="4" w:space="0" w:color="auto"/>
             </w:tcBorders>
-            <w:shd w:val="clear" w:color="auto" w:fill="auto"/>
-            <w:noWrap/>
-            <w:vAlign w:val="bottom"/>
-            <w:hideMark/>
-          </w:tcPr>
-          <w:p>
-            <w:pPr>
-              <w:spacing w:after="0" w:line="240" w:lineRule="auto"/>
-              <w:jc w:val="center"/>
-              <w:rPr>
-                <w:rFonts w:ascii="Arial" w:eastAsia="Times New Roman" w:hAnsi="Arial" w:cs="Arial"/>
-                <w:color w:val="000000"/>
-                <w:lang w:eastAsia="es-CO"/>
-              </w:rPr>
-            </w:pPr>
-            <w:r>
-              <w:rPr>
-                <w:rFonts w:ascii="Arial" w:eastAsia="Times New Roman" w:hAnsi="Arial" w:cs="Arial"/>
-                <w:color w:val="000000"/>
-                <w:lang w:eastAsia="es-CO"/>
-              </w:rPr>
-              <w:t>19%</w:t>
+            <w:noWrap/>
+            <w:vAlign w:val="bottom"/>
+            <w:hideMark/>
+          </w:tcPr>
+          <w:p>
+            <w:pPr>
+              <w:spacing w:after="0" w:line="240" w:lineRule="auto"/>
+              <w:jc w:val="center"/>
+              <w:rPr>
+                <w:rFonts w:ascii="Arial" w:eastAsia="Times New Roman" w:hAnsi="Arial" w:cs="Arial"/>
+                <w:color w:val="000000"/>
+                <w:lang w:eastAsia="es-CO"/>
+              </w:rPr>
+            </w:pPr>
+            <w:r>
+              <w:rPr>
+                <w:rFonts w:ascii="Arial" w:eastAsia="Times New Roman" w:hAnsi="Arial" w:cs="Arial"/>
+                <w:color w:val="000000"/>
+                <w:lang w:eastAsia="es-CO"/>
+              </w:rPr>
+              <w:t>19</w:t>
+            </w:r>
+            <w:r>
+              <w:rPr>
+                <w:rFonts w:ascii="Arial" w:eastAsia="Times New Roman" w:hAnsi="Arial" w:cs="Arial"/>
+                <w:color w:val="000000"/>
+                <w:lang w:eastAsia="es-CO"/>
+              </w:rPr>
+              <w:t xml:space="preserve"> </w:t>
+            </w:r>
+            <w:r>
+              <w:rPr>
+                <w:rFonts w:ascii="Arial" w:eastAsia="Times New Roman" w:hAnsi="Arial" w:cs="Arial"/>
+                <w:color w:val="000000"/>
+                <w:lang w:eastAsia="es-CO"/>
+              </w:rPr>
+              <w:t>%</w:t>
             </w:r>
           </w:p>
         </w:tc>
@@ -9276,7 +9460,6 @@
               <w:bottom w:val="single" w:sz="4" w:space="0" w:color="auto"/>
               <w:right w:val="single" w:sz="4" w:space="0" w:color="auto"/>
             </w:tcBorders>
-            <w:shd w:val="clear" w:color="auto" w:fill="auto"/>
             <w:noWrap/>
             <w:vAlign w:val="bottom"/>
             <w:hideMark/>
@@ -9310,7 +9493,6 @@
               <w:bottom w:val="single" w:sz="4" w:space="0" w:color="auto"/>
               <w:right w:val="single" w:sz="4" w:space="0" w:color="auto"/>
             </w:tcBorders>
-            <w:shd w:val="clear" w:color="auto" w:fill="auto"/>
             <w:noWrap/>
             <w:vAlign w:val="bottom"/>
             <w:hideMark/>
@@ -9350,28 +9532,43 @@
               <w:bottom w:val="single" w:sz="4" w:space="0" w:color="auto"/>
               <w:right w:val="single" w:sz="4" w:space="0" w:color="auto"/>
             </w:tcBorders>
-            <w:shd w:val="clear" w:color="auto" w:fill="auto"/>
-            <w:noWrap/>
-            <w:vAlign w:val="bottom"/>
-            <w:hideMark/>
-          </w:tcPr>
-          <w:p>
-            <w:pPr>
-              <w:spacing w:after="0" w:line="240" w:lineRule="auto"/>
-              <w:jc w:val="center"/>
-              <w:rPr>
-                <w:rFonts w:ascii="Arial" w:eastAsia="Times New Roman" w:hAnsi="Arial" w:cs="Arial"/>
-                <w:color w:val="000000"/>
-                <w:lang w:eastAsia="es-CO"/>
-              </w:rPr>
-            </w:pPr>
-            <w:r>
-              <w:rPr>
-                <w:rFonts w:ascii="Arial" w:eastAsia="Times New Roman" w:hAnsi="Arial" w:cs="Arial"/>
-                <w:color w:val="000000"/>
-                <w:lang w:eastAsia="es-CO"/>
-              </w:rPr>
-              <w:t>20%</w:t>
+            <w:noWrap/>
+            <w:vAlign w:val="bottom"/>
+            <w:hideMark/>
+          </w:tcPr>
+          <w:p>
+            <w:pPr>
+              <w:spacing w:after="0" w:line="240" w:lineRule="auto"/>
+              <w:jc w:val="center"/>
+              <w:rPr>
+                <w:rFonts w:ascii="Arial" w:eastAsia="Times New Roman" w:hAnsi="Arial" w:cs="Arial"/>
+                <w:color w:val="000000"/>
+                <w:lang w:eastAsia="es-CO"/>
+              </w:rPr>
+            </w:pPr>
+            <w:r>
+              <w:rPr>
+                <w:rFonts w:ascii="Arial" w:eastAsia="Times New Roman" w:hAnsi="Arial" w:cs="Arial"/>
+                <w:color w:val="000000"/>
+                <w:lang w:eastAsia="es-CO"/>
+              </w:rPr>
+              <w:t>20</w:t>
+            </w:r>
+            <w:r>
+              <w:rPr>
+                <w:rFonts w:ascii="Arial" w:eastAsia="Times New Roman" w:hAnsi="Arial" w:cs="Arial"/>
+                <w:color w:val="000000"/>
+                <w:lang w:eastAsia="es-CO"/>
+              </w:rPr>
+              <w:t xml:space="preserve"> </w:t>
+            </w:r>
+            <w:r>
+              <w:rPr>
+                <w:rFonts w:ascii="Arial" w:eastAsia="Times New Roman" w:hAnsi="Arial" w:cs="Arial"/>
+                <w:color w:val="000000"/>
+                <w:lang w:eastAsia="es-CO"/>
+              </w:rPr>
+              <w:t>%</w:t>
             </w:r>
           </w:p>
         </w:tc>
@@ -9384,7 +9581,6 @@
               <w:bottom w:val="single" w:sz="4" w:space="0" w:color="auto"/>
               <w:right w:val="single" w:sz="4" w:space="0" w:color="auto"/>
             </w:tcBorders>
-            <w:shd w:val="clear" w:color="auto" w:fill="auto"/>
             <w:noWrap/>
             <w:vAlign w:val="bottom"/>
             <w:hideMark/>
@@ -9418,7 +9614,6 @@
               <w:bottom w:val="single" w:sz="4" w:space="0" w:color="auto"/>
               <w:right w:val="single" w:sz="4" w:space="0" w:color="auto"/>
             </w:tcBorders>
-            <w:shd w:val="clear" w:color="auto" w:fill="auto"/>
             <w:noWrap/>
             <w:vAlign w:val="bottom"/>
             <w:hideMark/>
@@ -9498,7 +9693,6 @@
           <w:szCs w:val="20"/>
           <w:lang w:val="es-CO"/>
         </w:rPr>
-        <w:lastRenderedPageBreak/>
         <w:t>Primera columna</w:t>
       </w:r>
       <w:r>
@@ -9517,7 +9711,25 @@
           <w:szCs w:val="20"/>
           <w:lang w:val="es-CO"/>
         </w:rPr>
-        <w:t>para graficar en el eje X, y con 15% al 20% es suficiente para observar la probabilidad.</w:t>
+        <w:t>para graficar en el eje X, y con 15</w:t>
+      </w:r>
+      <w:r>
+        <w:rPr>
+          <w:color w:val="000000" w:themeColor="text1"/>
+          <w:sz w:val="20"/>
+          <w:szCs w:val="20"/>
+          <w:lang w:val="es-CO"/>
+        </w:rPr>
+        <w:t xml:space="preserve"> </w:t>
+      </w:r>
+      <w:r>
+        <w:rPr>
+          <w:color w:val="000000" w:themeColor="text1"/>
+          <w:sz w:val="20"/>
+          <w:szCs w:val="20"/>
+          <w:lang w:val="es-CO"/>
+        </w:rPr>
+        <w:t>% al 20% es suficiente para observar la probabilidad.</w:t>
       </w:r>
     </w:p>
     <w:p>
@@ -9737,29 +9949,7 @@
           <w:szCs w:val="20"/>
           <w:lang w:val="es-CO"/>
         </w:rPr>
-        <w:t>=</w:t>
-      </w:r>
-      <w:proofErr w:type="spellStart"/>
-      <w:r>
-        <w:rPr>
-          <w:rFonts w:ascii="Cambria Math" w:hAnsi="Cambria Math"/>
-          <w:color w:val="000000" w:themeColor="text1"/>
-          <w:sz w:val="20"/>
-          <w:szCs w:val="20"/>
-          <w:lang w:val="es-CO"/>
-        </w:rPr>
-        <w:t>POISSON.DIST</w:t>
-      </w:r>
-      <w:proofErr w:type="spellEnd"/>
-      <w:r>
-        <w:rPr>
-          <w:rFonts w:ascii="Cambria Math" w:hAnsi="Cambria Math"/>
-          <w:color w:val="000000" w:themeColor="text1"/>
-          <w:sz w:val="20"/>
-          <w:szCs w:val="20"/>
-          <w:lang w:val="es-CO"/>
-        </w:rPr>
-        <w:t>(</w:t>
+        <w:t>=POISSON.DIST(</w:t>
       </w:r>
       <w:r>
         <w:rPr>
@@ -10088,7 +10278,23 @@
           <w:sz w:val="20"/>
           <w:szCs w:val="20"/>
         </w:rPr>
-        <w:t>el número de defectuosos es 0 se acepta al 100%</w:t>
+        <w:t>el número de defectuosos es 0 se acepta al 100</w:t>
+      </w:r>
+      <w:r>
+        <w:rPr>
+          <w:rFonts w:ascii="Arial" w:hAnsi="Arial" w:cs="Arial"/>
+          <w:sz w:val="20"/>
+          <w:szCs w:val="20"/>
+        </w:rPr>
+        <w:t xml:space="preserve"> </w:t>
+      </w:r>
+      <w:r>
+        <w:rPr>
+          <w:rFonts w:ascii="Arial" w:hAnsi="Arial" w:cs="Arial"/>
+          <w:sz w:val="20"/>
+          <w:szCs w:val="20"/>
+        </w:rPr>
+        <w:t>%</w:t>
       </w:r>
       <w:r>
         <w:rPr>
@@ -10144,8 +10350,33 @@
           <w:rFonts w:ascii="Arial" w:hAnsi="Arial" w:cs="Arial"/>
           <w:sz w:val="20"/>
           <w:szCs w:val="20"/>
-        </w:rPr>
-        <w:t>Insertar el grafico de dispersión con líneas suavizadas y marcadores</w:t>
+          <w:lang w:val="es-ES"/>
+        </w:rPr>
+        <w:t>insertar</w:t>
+      </w:r>
+      <w:r>
+        <w:rPr>
+          <w:rFonts w:ascii="Arial" w:hAnsi="Arial" w:cs="Arial"/>
+          <w:sz w:val="20"/>
+          <w:szCs w:val="20"/>
+        </w:rPr>
+        <w:t xml:space="preserve"> el gr</w:t>
+      </w:r>
+      <w:r>
+        <w:rPr>
+          <w:rFonts w:ascii="Arial" w:hAnsi="Arial" w:cs="Arial"/>
+          <w:sz w:val="20"/>
+          <w:szCs w:val="20"/>
+        </w:rPr>
+        <w:t>á</w:t>
+      </w:r>
+      <w:r>
+        <w:rPr>
+          <w:rFonts w:ascii="Arial" w:hAnsi="Arial" w:cs="Arial"/>
+          <w:sz w:val="20"/>
+          <w:szCs w:val="20"/>
+        </w:rPr>
+        <w:t>fico de dispersión con líneas suavizadas y marcadores</w:t>
       </w:r>
       <w:r>
         <w:rPr>
@@ -10263,7 +10494,6 @@
           <w:sz w:val="20"/>
           <w:szCs w:val="20"/>
         </w:rPr>
-        <w:lastRenderedPageBreak/>
         <w:t xml:space="preserve">Luego se </w:t>
       </w:r>
       <w:r>
@@ -10378,6 +10608,7 @@
           <w:rFonts w:ascii="Arial" w:hAnsi="Arial" w:cs="Arial"/>
           <w:noProof/>
         </w:rPr>
+        <w:lastRenderedPageBreak/>
         <w:drawing>
           <wp:inline distT="0" distB="0" distL="0" distR="0" wp14:anchorId="0D758932" wp14:editId="3C75E3EE">
             <wp:extent cx="6400800" cy="3362311"/>
@@ -10436,7 +10667,6 @@
           <w:sz w:val="20"/>
           <w:szCs w:val="20"/>
         </w:rPr>
-        <w:lastRenderedPageBreak/>
         <w:t xml:space="preserve">Se puede mejorar la presentación del gráfico, de acuerdo a cómo se quiera presentar en el informe. </w:t>
       </w:r>
     </w:p>
@@ -10568,6 +10798,14 @@
           <w:sz w:val="20"/>
           <w:szCs w:val="20"/>
         </w:rPr>
+        <w:t xml:space="preserve"> </w:t>
+      </w:r>
+      <w:r>
+        <w:rPr>
+          <w:rFonts w:ascii="Arial" w:hAnsi="Arial" w:cs="Arial"/>
+          <w:sz w:val="20"/>
+          <w:szCs w:val="20"/>
+        </w:rPr>
         <w:t xml:space="preserve">%, </w:t>
       </w:r>
       <w:r>
@@ -10651,6 +10889,7 @@
                 <w:sz w:val="20"/>
                 <w:szCs w:val="20"/>
               </w:rPr>
+              <w:lastRenderedPageBreak/>
               <w:t>Para complementar este ejemplo o</w:t>
             </w:r>
             <w:r>
@@ -10667,7 +10906,7 @@
                 <w:sz w:val="20"/>
                 <w:szCs w:val="20"/>
               </w:rPr>
-              <w:t xml:space="preserve">de Excel </w:t>
+              <w:t>de Excel</w:t>
             </w:r>
             <w:r>
               <w:rPr>
@@ -10675,7 +10914,7 @@
                 <w:sz w:val="20"/>
                 <w:szCs w:val="20"/>
               </w:rPr>
-              <w:t xml:space="preserve">utilizada en el material complementario. </w:t>
+              <w:t xml:space="preserve">. </w:t>
             </w:r>
           </w:p>
           <w:p>
@@ -10743,7 +10982,7 @@
 </file>
 
 <file path=word/numbering.xml><?xml version="1.0" encoding="utf-8"?>
-<w:numbering xmlns:wpc="http://schemas.microsoft.com/office/word/2010/wordprocessingCanvas" xmlns:cx="http://schemas.microsoft.com/office/drawing/2014/chartex" xmlns:cx1="http://schemas.microsoft.com/office/drawing/2015/9/8/chartex" xmlns:cx2="http://schemas.microsoft.com/office/drawing/2015/10/21/chartex" xmlns:cx3="http://schemas.microsoft.com/office/drawing/2016/5/9/chartex" xmlns:cx4="http://schemas.microsoft.com/office/drawing/2016/5/10/chartex" xmlns:cx5="http://schemas.microsoft.com/office/drawing/2016/5/11/chartex" xmlns:cx6="http://schemas.microsoft.com/office/drawing/2016/5/12/chartex" xmlns:cx7="http://schemas.microsoft.com/office/drawing/2016/5/13/chartex" xmlns:cx8="http://schemas.microsoft.com/office/drawing/2016/5/14/chartex" xmlns:mc="http://schemas.openxmlformats.org/markup-compatibility/2006" xmlns:aink="http://schemas.microsoft.com/office/drawing/2016/ink" xmlns:am3d="http://schemas.microsoft.com/office/drawing/2017/model3d" xmlns:o="urn:schemas-microsoft-com:office:office" xmlns:r="http://schemas.openxmlformats.org/officeDocument/2006/relationships" xmlns:m="http://schemas.openxmlformats.org/officeDocument/2006/math" xmlns:v="urn:schemas-microsoft-com:vml" xmlns:wp14="http://schemas.microsoft.com/office/word/2010/wordprocessingDrawing" xmlns:wp="http://schemas.openxmlformats.org/drawingml/2006/wordprocessingDrawing" xmlns:w10="urn:schemas-microsoft-com:office:word" xmlns:w="http://schemas.openxmlformats.org/wordprocessingml/2006/main" xmlns:w14="http://schemas.microsoft.com/office/word/2010/wordml" xmlns:w15="http://schemas.microsoft.com/office/word/2012/wordml" xmlns:w16cex="http://schemas.microsoft.com/office/word/2018/wordml/cex" xmlns:w16cid="http://schemas.microsoft.com/office/word/2016/wordml/cid" xmlns:w16="http://schemas.microsoft.com/office/word/2018/wordml" xmlns:w16se="http://schemas.microsoft.com/office/word/2015/wordml/symex" xmlns:wpg="http://schemas.microsoft.com/office/word/2010/wordprocessingGroup" xmlns:wpi="http://schemas.microsoft.com/office/word/2010/wordprocessingInk" xmlns:wne="http://schemas.microsoft.com/office/word/2006/wordml" xmlns:wps="http://schemas.microsoft.com/office/word/2010/wordprocessingShape" mc:Ignorable="w14 w15 w16se w16cid w16 w16cex wp14">
+<w:numbering xmlns:wpc="http://schemas.microsoft.com/office/word/2010/wordprocessingCanvas" xmlns:cx="http://schemas.microsoft.com/office/drawing/2014/chartex" xmlns:cx1="http://schemas.microsoft.com/office/drawing/2015/9/8/chartex" xmlns:cx2="http://schemas.microsoft.com/office/drawing/2015/10/21/chartex" xmlns:cx3="http://schemas.microsoft.com/office/drawing/2016/5/9/chartex" xmlns:cx4="http://schemas.microsoft.com/office/drawing/2016/5/10/chartex" xmlns:cx5="http://schemas.microsoft.com/office/drawing/2016/5/11/chartex" xmlns:cx6="http://schemas.microsoft.com/office/drawing/2016/5/12/chartex" xmlns:cx7="http://schemas.microsoft.com/office/drawing/2016/5/13/chartex" xmlns:cx8="http://schemas.microsoft.com/office/drawing/2016/5/14/chartex" xmlns:mc="http://schemas.openxmlformats.org/markup-compatibility/2006" xmlns:aink="http://schemas.microsoft.com/office/drawing/2016/ink" xmlns:am3d="http://schemas.microsoft.com/office/drawing/2017/model3d" xmlns:o="urn:schemas-microsoft-com:office:office" xmlns:oel="http://schemas.microsoft.com/office/2019/extlst" xmlns:r="http://schemas.openxmlformats.org/officeDocument/2006/relationships" xmlns:m="http://schemas.openxmlformats.org/officeDocument/2006/math" xmlns:v="urn:schemas-microsoft-com:vml" xmlns:wp14="http://schemas.microsoft.com/office/word/2010/wordprocessingDrawing" xmlns:wp="http://schemas.openxmlformats.org/drawingml/2006/wordprocessingDrawing" xmlns:w10="urn:schemas-microsoft-com:office:word" xmlns:w="http://schemas.openxmlformats.org/wordprocessingml/2006/main" xmlns:w14="http://schemas.microsoft.com/office/word/2010/wordml" xmlns:w15="http://schemas.microsoft.com/office/word/2012/wordml" xmlns:w16cex="http://schemas.microsoft.com/office/word/2018/wordml/cex" xmlns:w16cid="http://schemas.microsoft.com/office/word/2016/wordml/cid" xmlns:w16="http://schemas.microsoft.com/office/word/2018/wordml" xmlns:w16du="http://schemas.microsoft.com/office/word/2023/wordml/word16du" xmlns:w16sdtdh="http://schemas.microsoft.com/office/word/2020/wordml/sdtdatahash" xmlns:w16sdtfl="http://schemas.microsoft.com/office/word/2024/wordml/sdtformatlock" xmlns:w16se="http://schemas.microsoft.com/office/word/2015/wordml/symex" xmlns:wpg="http://schemas.microsoft.com/office/word/2010/wordprocessingGroup" xmlns:wpi="http://schemas.microsoft.com/office/word/2010/wordprocessingInk" xmlns:wne="http://schemas.microsoft.com/office/word/2006/wordml" xmlns:wps="http://schemas.microsoft.com/office/word/2010/wordprocessingShape" mc:Ignorable="w14 w15 w16se w16cid w16 w16cex w16sdtdh w16sdtfl w16du wp14">
   <w:abstractNum w:abstractNumId="0" w15:restartNumberingAfterBreak="0">
     <w:nsid w:val="3F5D0C7A"/>
     <w:multiLevelType w:val="hybridMultilevel"/>
@@ -10857,14 +11096,14 @@
       </w:rPr>
     </w:lvl>
   </w:abstractNum>
-  <w:num w:numId="1">
+  <w:num w:numId="1" w16cid:durableId="1557160181">
     <w:abstractNumId w:val="0"/>
   </w:num>
 </w:numbering>
 </file>
 
 <file path=word/styles.xml><?xml version="1.0" encoding="utf-8"?>
-<w:styles xmlns:mc="http://schemas.openxmlformats.org/markup-compatibility/2006" xmlns:r="http://schemas.openxmlformats.org/officeDocument/2006/relationships" xmlns:w="http://schemas.openxmlformats.org/wordprocessingml/2006/main" xmlns:w14="http://schemas.microsoft.com/office/word/2010/wordml" xmlns:w15="http://schemas.microsoft.com/office/word/2012/wordml" xmlns:w16cex="http://schemas.microsoft.com/office/word/2018/wordml/cex" xmlns:w16cid="http://schemas.microsoft.com/office/word/2016/wordml/cid" xmlns:w16="http://schemas.microsoft.com/office/word/2018/wordml" xmlns:w16se="http://schemas.microsoft.com/office/word/2015/wordml/symex" mc:Ignorable="w14 w15 w16se w16cid w16 w16cex">
+<w:styles xmlns:mc="http://schemas.openxmlformats.org/markup-compatibility/2006" xmlns:r="http://schemas.openxmlformats.org/officeDocument/2006/relationships" xmlns:w="http://schemas.openxmlformats.org/wordprocessingml/2006/main" xmlns:w14="http://schemas.microsoft.com/office/word/2010/wordml" xmlns:w15="http://schemas.microsoft.com/office/word/2012/wordml" xmlns:w16cex="http://schemas.microsoft.com/office/word/2018/wordml/cex" xmlns:w16cid="http://schemas.microsoft.com/office/word/2016/wordml/cid" xmlns:w16="http://schemas.microsoft.com/office/word/2018/wordml" xmlns:w16du="http://schemas.microsoft.com/office/word/2023/wordml/word16du" xmlns:w16sdtdh="http://schemas.microsoft.com/office/word/2020/wordml/sdtdatahash" xmlns:w16sdtfl="http://schemas.microsoft.com/office/word/2024/wordml/sdtformatlock" xmlns:w16se="http://schemas.microsoft.com/office/word/2015/wordml/symex" mc:Ignorable="w14 w15 w16se w16cid w16 w16cex w16sdtdh w16sdtfl w16du">
   <w:docDefaults>
     <w:rPrDefault>
       <w:rPr>
@@ -11911,13 +12150,13 @@
 </file>
 
 <file path=customXml/itemProps1.xml><?xml version="1.0" encoding="utf-8"?>
-<ds:datastoreItem xmlns:ds="http://schemas.openxmlformats.org/officeDocument/2006/customXml" ds:itemID="{4F68C1C3-4456-43E5-88DC-3EF7D86C9BA4}"/>
+<ds:datastoreItem xmlns:ds="http://schemas.openxmlformats.org/officeDocument/2006/customXml" ds:itemID="{5C717C9A-8ACC-4C78-961D-864D119F3758}"/>
 </file>
 
 <file path=customXml/itemProps2.xml><?xml version="1.0" encoding="utf-8"?>
-<ds:datastoreItem xmlns:ds="http://schemas.openxmlformats.org/officeDocument/2006/customXml" ds:itemID="{E602A8AE-56EE-47E1-9D1C-02EF590E93C8}"/>
+<ds:datastoreItem xmlns:ds="http://schemas.openxmlformats.org/officeDocument/2006/customXml" ds:itemID="{1B111C4E-2436-4391-BAB9-BDEE0AA9005E}"/>
 </file>
 
 <file path=customXml/itemProps3.xml><?xml version="1.0" encoding="utf-8"?>
-<ds:datastoreItem xmlns:ds="http://schemas.openxmlformats.org/officeDocument/2006/customXml" ds:itemID="{36A107DF-254C-4172-ADFB-D4D21121FBB7}"/>
+<ds:datastoreItem xmlns:ds="http://schemas.openxmlformats.org/officeDocument/2006/customXml" ds:itemID="{4C4CC511-B7E4-4C17-AF36-CB2ACFB87D24}"/>
 </file>